--- a/work/rendered-message-sheet/message-sheet-filled.docx
+++ b/work/rendered-message-sheet/message-sheet-filled.docx
@@ -282,7 +282,7 @@
             </w:r>
             <w:r>
               <w:rPr>
-                <w:rFonts w:ascii="Trebuchet MS" w:hAnsi="Trebuchet MS"/>
+                <w:rFonts w:ascii="Times New Roman" w:hAnsi="Times New Roman" w:eastAsia="Times New Roman"/>
                 <w:b/>
                 <w:bCs/>
                 <w:color w:val="000000"/>
@@ -392,7 +392,7 @@
             </w:pPr>
             <w:r>
               <w:rPr>
-                <w:rFonts w:ascii="Trebuchet MS" w:hAnsi="Trebuchet MS"/>
+                <w:rFonts w:ascii="Times New Roman" w:hAnsi="Times New Roman" w:eastAsia="Times New Roman"/>
                 <w:b/>
                 <w:bCs/>
                 <w:color w:val="000000"/>
@@ -510,7 +510,7 @@
             </w:pPr>
             <w:r>
               <w:rPr>
-                <w:rFonts w:ascii="Trebuchet MS" w:hAnsi="Trebuchet MS"/>
+                <w:rFonts w:ascii="Times New Roman" w:hAnsi="Times New Roman" w:eastAsia="Times New Roman"/>
                 <w:b/>
                 <w:bCs/>
                 <w:color w:val="000000"/>
@@ -592,7 +592,7 @@
             </w:pPr>
             <w:r>
               <w:rPr>
-                <w:rFonts w:ascii="Trebuchet MS" w:hAnsi="Trebuchet MS"/>
+                <w:rFonts w:ascii="Times New Roman" w:hAnsi="Times New Roman" w:eastAsia="Times New Roman"/>
                 <w:b/>
                 <w:bCs/>
                 <w:color w:val="000000"/>
@@ -675,7 +675,7 @@
             </w:pPr>
             <w:r>
               <w:rPr>
-                <w:rFonts w:ascii="Trebuchet MS" w:hAnsi="Trebuchet MS"/>
+                <w:rFonts w:ascii="Times New Roman" w:hAnsi="Times New Roman" w:eastAsia="Times New Roman"/>
                 <w:b/>
                 <w:bCs/>
                 <w:color w:val="000000"/>
@@ -757,7 +757,7 @@
             </w:pPr>
             <w:r>
               <w:rPr>
-                <w:rFonts w:ascii="Trebuchet MS" w:hAnsi="Trebuchet MS"/>
+                <w:rFonts w:ascii="Times New Roman" w:hAnsi="Times New Roman" w:eastAsia="Times New Roman"/>
                 <w:b/>
                 <w:bCs/>
                 <w:color w:val="000000"/>
@@ -839,7 +839,7 @@
             </w:pPr>
             <w:r>
               <w:rPr>
-                <w:rFonts w:ascii="Trebuchet MS" w:hAnsi="Trebuchet MS"/>
+                <w:rFonts w:ascii="Times New Roman" w:hAnsi="Times New Roman" w:eastAsia="Times New Roman"/>
                 <w:b/>
                 <w:bCs/>
                 <w:color w:val="000000"/>
@@ -921,7 +921,7 @@
             </w:pPr>
             <w:r>
               <w:rPr>
-                <w:rFonts w:ascii="Trebuchet MS" w:hAnsi="Trebuchet MS"/>
+                <w:rFonts w:ascii="Times New Roman" w:hAnsi="Times New Roman" w:eastAsia="Times New Roman"/>
                 <w:b/>
                 <w:bCs/>
                 <w:color w:val="000000"/>
@@ -1106,7 +1106,7 @@
             </w:pPr>
             <w:r>
               <w:rPr>
-                <w:rFonts w:ascii="Trebuchet MS" w:hAnsi="Trebuchet MS"/>
+                <w:rFonts w:ascii="Times New Roman" w:hAnsi="Times New Roman" w:eastAsia="Times New Roman"/>
                 <w:b/>
                 <w:bCs/>
                 <w:color w:val="000000"/>
@@ -1310,7 +1310,7 @@
             </w:pPr>
             <w:r>
               <w:rPr>
-                <w:rFonts w:ascii="Trebuchet MS" w:hAnsi="Trebuchet MS"/>
+                <w:rFonts w:ascii="Times New Roman" w:hAnsi="Times New Roman" w:eastAsia="Times New Roman"/>
                 <w:b/>
                 <w:bCs/>
                 <w:color w:val="000000"/>
@@ -1358,12 +1358,21 @@
           </w:tcPr>
           <w:p>
             <w:pPr>
+              <w:jc w:val="center"/>
               <w:rPr>
                 <w:rFonts w:ascii="Trebuchet MS" w:hAnsi="Trebuchet MS"/>
                 <w:bCs/>
                 <w:sz w:val="18"/>
               </w:rPr>
             </w:pPr>
+            <w:r>
+              <w:rPr>
+                <w:rFonts w:ascii="Times New Roman" w:hAnsi="Times New Roman" w:eastAsia="Times New Roman"/>
+                <w:color w:val="000000"/>
+                <w:sz w:val="20"/>
+              </w:rPr>
+              <w:t/>
+            </w:r>
           </w:p>
         </w:tc>
       </w:tr>
@@ -1472,6 +1481,14 @@
                 <w:sz w:val="18"/>
               </w:rPr>
             </w:pPr>
+            <w:r>
+              <w:rPr>
+                <w:rFonts w:ascii="Times New Roman" w:hAnsi="Times New Roman" w:eastAsia="Times New Roman"/>
+                <w:color w:val="000000"/>
+                <w:sz w:val="20"/>
+              </w:rPr>
+              <w:t/>
+            </w:r>
           </w:p>
         </w:tc>
       </w:tr>
@@ -1581,6 +1598,14 @@
                 <w:szCs w:val="14"/>
               </w:rPr>
             </w:pPr>
+            <w:r>
+              <w:rPr>
+                <w:rFonts w:ascii="Times New Roman" w:hAnsi="Times New Roman" w:eastAsia="Times New Roman"/>
+                <w:color w:val="000000"/>
+                <w:sz w:val="20"/>
+              </w:rPr>
+              <w:t/>
+            </w:r>
           </w:p>
         </w:tc>
       </w:tr>
@@ -1681,6 +1706,14 @@
                 <w:szCs w:val="14"/>
               </w:rPr>
             </w:pPr>
+            <w:r>
+              <w:rPr>
+                <w:rFonts w:ascii="Times New Roman" w:hAnsi="Times New Roman" w:eastAsia="Times New Roman"/>
+                <w:color w:val="000000"/>
+                <w:sz w:val="20"/>
+              </w:rPr>
+              <w:t/>
+            </w:r>
           </w:p>
         </w:tc>
       </w:tr>

--- a/work/rendered-message-sheet/message-sheet-filled.docx
+++ b/work/rendered-message-sheet/message-sheet-filled.docx
@@ -4,80 +4,69 @@
   <w:body>
     <w:tbl>
       <w:tblPr>
+        <w:tblStyle w:val="af1"/>
         <w:tblW w:w="9682" w:type="dxa"/>
         <w:tblLayout w:type="fixed"/>
-        <w:tblCellMar>
-          <w:top w:w="102" w:type="dxa"/>
-          <w:left w:w="62" w:type="dxa"/>
-          <w:bottom w:w="102" w:type="dxa"/>
-          <w:right w:w="62" w:type="dxa"/>
-        </w:tblCellMar>
         <w:tblLook w:val="04A0" w:firstRow="1" w:lastRow="0" w:firstColumn="1" w:lastColumn="0" w:noHBand="0" w:noVBand="1"/>
       </w:tblPr>
       <w:tblGrid>
         <w:gridCol w:w="2904"/>
-        <w:gridCol w:w="2194"/>
-        <w:gridCol w:w="300"/>
+        <w:gridCol w:w="2478"/>
+        <w:gridCol w:w="16"/>
         <w:gridCol w:w="4284"/>
       </w:tblGrid>
       <w:tr>
         <w:trPr>
-          <w:cantSplit/>
-          <w:trHeight w:val="1872"/>
+          <w:trHeight w:val="3438"/>
         </w:trPr>
         <w:tc>
           <w:tcPr>
             <w:tcW w:w="2904" w:type="dxa"/>
-            <w:tcBorders>
-              <w:top w:val="single" w:sz="4" w:space="0" w:color="auto"/>
-              <w:left w:val="single" w:sz="4" w:space="0" w:color="auto"/>
-              <w:right w:val="single" w:sz="4" w:space="0" w:color="auto"/>
-            </w:tcBorders>
-          </w:tcPr>
-          <w:p>
-            <w:pPr>
-              <w:jc w:val="both"/>
-              <w:rPr>
-                <w:rFonts w:ascii="Trebuchet MS" w:hAnsi="Trebuchet MS"/>
-                <w:sz w:val="18"/>
-              </w:rPr>
-            </w:pPr>
-            <w:r>
-              <w:rPr>
-                <w:rFonts w:ascii="Trebuchet MS" w:hAnsi="Trebuchet MS"/>
-                <w:sz w:val="18"/>
+          </w:tcPr>
+          <w:p>
+            <w:pPr>
+              <w:jc w:val="center"/>
+              <w:rPr>
+                <w:sz w:val="24"/>
+                <w:szCs w:val="28"/>
+              </w:rPr>
+            </w:pPr>
+            <w:r>
+              <w:rPr>
+                <w:sz w:val="24"/>
+                <w:szCs w:val="28"/>
               </w:rPr>
               <w:t>КОРЕШОК</w:t>
             </w:r>
           </w:p>
           <w:p>
             <w:pPr>
-              <w:jc w:val="both"/>
-              <w:rPr>
-                <w:rFonts w:ascii="Trebuchet MS" w:hAnsi="Trebuchet MS"/>
-                <w:sz w:val="18"/>
-              </w:rPr>
-            </w:pPr>
-            <w:r>
-              <w:rPr>
-                <w:rFonts w:ascii="Trebuchet MS" w:hAnsi="Trebuchet MS"/>
-                <w:sz w:val="18"/>
+              <w:jc w:val="center"/>
+              <w:rPr>
+                <w:sz w:val="24"/>
+                <w:szCs w:val="28"/>
+              </w:rPr>
+            </w:pPr>
+            <w:r>
+              <w:rPr>
+                <w:sz w:val="24"/>
+                <w:szCs w:val="28"/>
               </w:rPr>
               <w:t>ЛИСТКА СООБЩЕНИЯ</w:t>
             </w:r>
           </w:p>
           <w:p>
             <w:pPr>
-              <w:jc w:val="both"/>
-              <w:rPr>
-                <w:rFonts w:ascii="Trebuchet MS" w:hAnsi="Trebuchet MS"/>
-                <w:sz w:val="18"/>
-              </w:rPr>
-            </w:pPr>
-            <w:r>
-              <w:rPr>
-                <w:rFonts w:ascii="Trebuchet MS" w:hAnsi="Trebuchet MS"/>
-                <w:sz w:val="18"/>
+              <w:jc w:val="center"/>
+              <w:rPr>
+                <w:sz w:val="24"/>
+                <w:szCs w:val="28"/>
+              </w:rPr>
+            </w:pPr>
+            <w:r>
+              <w:rPr>
+                <w:sz w:val="24"/>
+                <w:szCs w:val="28"/>
               </w:rPr>
               <w:t>об изменениях сведений о гражданах, состоящих на воинском учете</w:t>
             </w:r>
@@ -88,74 +77,83 @@
             <w:tcW w:w="6778" w:type="dxa"/>
             <w:gridSpan w:val="3"/>
             <w:vMerge w:val="restart"/>
-            <w:tcBorders>
-              <w:top w:val="single" w:sz="4" w:space="0" w:color="auto"/>
-              <w:left w:val="single" w:sz="4" w:space="0" w:color="auto"/>
-              <w:right w:val="single" w:sz="4" w:space="0" w:color="auto"/>
-            </w:tcBorders>
-          </w:tcPr>
-          <w:p>
-            <w:pPr>
+          </w:tcPr>
+          <w:p>
+            <w:pPr>
+              <w:ind w:firstLine="284"/>
               <w:jc w:val="both"/>
               <w:rPr>
-                <w:rFonts w:ascii="Trebuchet MS" w:hAnsi="Trebuchet MS"/>
-                <w:sz w:val="18"/>
-              </w:rPr>
-            </w:pPr>
-            <w:r>
-              <w:rPr>
-                <w:rFonts w:ascii="Trebuchet MS" w:hAnsi="Trebuchet MS"/>
-                <w:sz w:val="18"/>
+                <w:sz w:val="24"/>
+                <w:szCs w:val="28"/>
+              </w:rPr>
+            </w:pPr>
+            <w:r>
+              <w:rPr>
+                <w:sz w:val="24"/>
+                <w:szCs w:val="28"/>
               </w:rPr>
               <w:t xml:space="preserve">На основании </w:t>
             </w:r>
-            <w:hyperlink r:id="rId4" w:tooltip="consultantplus://offline/ref=F83E1926D5582DF4DE43C5EFFC0A2E9720A3B022F4459C8A637ED7E3E7F9F05D5E1CC9FCF191C0E0091B77F333F8336BABC6B3685D7B895Bd0Q9I" w:history="1">
+            <w:hyperlink r:id="rId6" w:tooltip="consultantplus://offline/ref=F83E1926D5582DF4DE43C5EFFC0A2E9720A3B022F4459C8A637ED7E3E7F9F05D5E1CC9FCF191C0E0091B77F333F8336BABC6B3685D7B895Bd0Q9I" w:history="1">
               <w:r>
                 <w:rPr>
                   <w:rStyle w:val="af"/>
-                  <w:rFonts w:ascii="Trebuchet MS" w:hAnsi="Trebuchet MS"/>
-                  <w:sz w:val="18"/>
+                  <w:color w:val="000000" w:themeColor="text1"/>
+                  <w:sz w:val="24"/>
+                  <w:szCs w:val="28"/>
+                  <w:u w:val="none"/>
                 </w:rPr>
                 <w:t>статьи 10</w:t>
               </w:r>
             </w:hyperlink>
             <w:r>
               <w:rPr>
-                <w:rFonts w:ascii="Trebuchet MS" w:hAnsi="Trebuchet MS"/>
-                <w:sz w:val="18"/>
+                <w:color w:val="000000" w:themeColor="text1"/>
+                <w:sz w:val="24"/>
+                <w:szCs w:val="28"/>
               </w:rPr>
               <w:t xml:space="preserve"> Федерального закона "О воинской обязанности и военной службе" и </w:t>
             </w:r>
-            <w:hyperlink r:id="rId5" w:tooltip="consultantplus://offline/ref=F83E1926D5582DF4DE43C5EFFC0A2E9727AABD22F6419C8A637ED7E3E7F9F05D5E1CC9FCF191C0E90A1B77F333F8336BABC6B3685D7B895Bd0Q9I" w:history="1">
+            <w:hyperlink r:id="rId7" w:tooltip="consultantplus://offline/ref=F83E1926D5582DF4DE43C5EFFC0A2E9727AABD22F6419C8A637ED7E3E7F9F05D5E1CC9FCF191C0E90A1B77F333F8336BABC6B3685D7B895Bd0Q9I" w:history="1">
               <w:r>
                 <w:rPr>
                   <w:rStyle w:val="af"/>
-                  <w:rFonts w:ascii="Trebuchet MS" w:hAnsi="Trebuchet MS"/>
-                  <w:sz w:val="18"/>
+                  <w:color w:val="000000" w:themeColor="text1"/>
+                  <w:sz w:val="24"/>
+                  <w:szCs w:val="28"/>
+                  <w:u w:val="none"/>
                 </w:rPr>
                 <w:t>статьи 50</w:t>
               </w:r>
             </w:hyperlink>
             <w:r>
               <w:rPr>
-                <w:rFonts w:ascii="Trebuchet MS" w:hAnsi="Trebuchet MS"/>
-                <w:sz w:val="18"/>
-              </w:rPr>
-              <w:t xml:space="preserve"> Положения о воинском учете, утвержденного постановлением Правительства Российской Федерации от 27 ноября 2006 г. №719, граждане, подлежащие воинскому учету, обязаны сообщить в двухнедельный срок в военный комиссариат, либо в соответствующий орган местного самоуправления, осуществляющий первичный воинский учет, об изменении семейного положения, образования, места работы или должности, о переезде на новое место жительства или место пребывания в пределах территории, на которой осуществляет свою деятельность военный комиссариат, в котором они состоят на воинском учете.</w:t>
+                <w:color w:val="000000" w:themeColor="text1"/>
+                <w:sz w:val="24"/>
+                <w:szCs w:val="28"/>
+              </w:rPr>
+              <w:t xml:space="preserve"> Положения о воинском учете, утвержденного постановлением Правительства Российской Федерации от 27 ноября 2006</w:t>
+            </w:r>
+            <w:r>
+              <w:rPr>
+                <w:sz w:val="24"/>
+                <w:szCs w:val="28"/>
+              </w:rPr>
+              <w:t xml:space="preserve"> г. №719, граждане, подлежащие воинскому учету, обязаны сообщить в двухнедельный срок в военный комиссариат, либо в соответствующий орган местного самоуправления, осуществляющий первичный воинский учет, об изменении семейного положения, образования, места работы или должности, о переезде на новое место жительства или место пребывания в пределах территории, на которой осуществляет свою деятельность военный комиссариат, в котором они состоят на воинском учете.</w:t>
             </w:r>
           </w:p>
           <w:p>
             <w:pPr>
               <w:jc w:val="center"/>
               <w:rPr>
-                <w:rFonts w:ascii="Trebuchet MS" w:hAnsi="Trebuchet MS"/>
-                <w:sz w:val="18"/>
-              </w:rPr>
-            </w:pPr>
-            <w:r>
-              <w:rPr>
-                <w:rFonts w:ascii="Trebuchet MS" w:hAnsi="Trebuchet MS"/>
-                <w:sz w:val="18"/>
+                <w:sz w:val="24"/>
+                <w:szCs w:val="28"/>
+              </w:rPr>
+            </w:pPr>
+            <w:r>
+              <w:rPr>
+                <w:sz w:val="24"/>
+                <w:szCs w:val="28"/>
               </w:rPr>
               <w:t>ЛИСТОК СООБЩЕНИЯ</w:t>
             </w:r>
@@ -164,14 +162,14 @@
             <w:pPr>
               <w:jc w:val="center"/>
               <w:rPr>
-                <w:rFonts w:ascii="Trebuchet MS" w:hAnsi="Trebuchet MS"/>
-                <w:sz w:val="18"/>
-              </w:rPr>
-            </w:pPr>
-            <w:r>
-              <w:rPr>
-                <w:rFonts w:ascii="Trebuchet MS" w:hAnsi="Trebuchet MS"/>
-                <w:sz w:val="18"/>
+                <w:sz w:val="24"/>
+                <w:szCs w:val="28"/>
+              </w:rPr>
+            </w:pPr>
+            <w:r>
+              <w:rPr>
+                <w:sz w:val="24"/>
+                <w:szCs w:val="28"/>
               </w:rPr>
               <w:t>об изменениях сведений о гражданах, состоящих на воинском учете</w:t>
             </w:r>
@@ -180,50 +178,63 @@
       </w:tr>
       <w:tr>
         <w:trPr>
-          <w:cantSplit/>
-          <w:trHeight w:val="20"/>
+          <w:trHeight w:val="654"/>
         </w:trPr>
         <w:tc>
           <w:tcPr>
             <w:tcW w:w="2904" w:type="dxa"/>
-            <w:tcBorders>
-              <w:top w:val="single" w:sz="4" w:space="0" w:color="auto"/>
-              <w:left w:val="single" w:sz="4" w:space="0" w:color="auto"/>
-              <w:bottom w:val="single" w:sz="4" w:space="0" w:color="auto"/>
-              <w:right w:val="single" w:sz="4" w:space="0" w:color="auto"/>
-            </w:tcBorders>
-          </w:tcPr>
-          <w:p>
-            <w:pPr>
-              <w:rPr>
-                <w:rFonts w:ascii="Trebuchet MS" w:hAnsi="Trebuchet MS"/>
-                <w:sz w:val="18"/>
-              </w:rPr>
-            </w:pPr>
-            <w:r>
-              <w:rPr>
-                <w:rFonts w:ascii="Trebuchet MS" w:hAnsi="Trebuchet MS"/>
-                <w:sz w:val="18"/>
+          </w:tcPr>
+          <w:p>
+            <w:pPr>
+              <w:rPr>
+                <w:sz w:val="24"/>
+                <w:szCs w:val="28"/>
+              </w:rPr>
+            </w:pPr>
+            <w:r>
+              <w:rPr>
+                <w:sz w:val="24"/>
+                <w:szCs w:val="28"/>
               </w:rPr>
               <w:t>Фамилия</w:t>
             </w:r>
             <w:r>
               <w:rPr>
-                <w:rFonts w:ascii="Trebuchet MS" w:hAnsi="Trebuchet MS"/>
                 <w:b/>
-                <w:sz w:val="18"/>
+                <w:sz w:val="24"/>
+                <w:szCs w:val="28"/>
                 <w:lang w:val="en-US"/>
               </w:rPr>
               <w:t xml:space="preserve"> </w:t>
             </w:r>
             <w:r>
               <w:rPr>
-                <w:rFonts w:ascii="Trebuchet MS" w:hAnsi="Trebuchet MS"/>
                 <w:b/>
                 <w:color w:val="000000"/>
-                <w:sz w:val="18"/>
-              </w:rPr>
-              <w:t>Пронин</w:t>
+                <w:sz w:val="24"/>
+                <w:szCs w:val="28"/>
+                <w:u w:val="single"/>
+              </w:rPr>
+              <w:t xml:space="preserve">Пронин</w:t>
+            </w:r>
+            <w:r>
+              <w:rPr>
+                <w:b/>
+                <w:color w:val="000000"/>
+                <w:sz w:val="24"/>
+                <w:szCs w:val="28"/>
+                <w:u w:val="single"/>
+              </w:rPr>
+              <w:t/>
+            </w:r>
+            <w:r>
+              <w:rPr>
+                <w:b/>
+                <w:color w:val="000000"/>
+                <w:sz w:val="24"/>
+                <w:szCs w:val="28"/>
+              </w:rPr>
+              <w:t/>
             </w:r>
           </w:p>
         </w:tc>
@@ -232,17 +243,12 @@
             <w:tcW w:w="6778" w:type="dxa"/>
             <w:gridSpan w:val="3"/>
             <w:vMerge/>
-            <w:tcBorders>
-              <w:top w:val="single" w:sz="4" w:space="0" w:color="auto"/>
-              <w:left w:val="single" w:sz="4" w:space="0" w:color="auto"/>
-              <w:right w:val="single" w:sz="4" w:space="0" w:color="auto"/>
-            </w:tcBorders>
-          </w:tcPr>
-          <w:p>
-            <w:pPr>
-              <w:rPr>
-                <w:rFonts w:ascii="Trebuchet MS" w:hAnsi="Trebuchet MS"/>
-                <w:sz w:val="18"/>
+          </w:tcPr>
+          <w:p>
+            <w:pPr>
+              <w:rPr>
+                <w:sz w:val="24"/>
+                <w:szCs w:val="28"/>
               </w:rPr>
             </w:pPr>
           </w:p>
@@ -250,52 +256,58 @@
       </w:tr>
       <w:tr>
         <w:trPr>
-          <w:cantSplit/>
-          <w:trHeight w:val="232"/>
+          <w:trHeight w:val="276"/>
         </w:trPr>
         <w:tc>
           <w:tcPr>
             <w:tcW w:w="2904" w:type="dxa"/>
             <w:vMerge w:val="restart"/>
-            <w:tcBorders>
-              <w:top w:val="single" w:sz="4" w:space="0" w:color="auto"/>
-              <w:left w:val="single" w:sz="4" w:space="0" w:color="auto"/>
-              <w:bottom w:val="single" w:sz="4" w:space="0" w:color="auto"/>
-              <w:right w:val="single" w:sz="4" w:space="0" w:color="auto"/>
-            </w:tcBorders>
-          </w:tcPr>
-          <w:p>
-            <w:pPr>
-              <w:rPr>
-                <w:rFonts w:ascii="Trebuchet MS" w:hAnsi="Trebuchet MS"/>
+          </w:tcPr>
+          <w:p>
+            <w:pPr>
+              <w:rPr>
                 <w:b/>
                 <w:bCs/>
-                <w:sz w:val="18"/>
-              </w:rPr>
-            </w:pPr>
-            <w:r>
-              <w:rPr>
-                <w:rFonts w:ascii="Trebuchet MS" w:hAnsi="Trebuchet MS"/>
-                <w:sz w:val="18"/>
+                <w:sz w:val="24"/>
+                <w:szCs w:val="28"/>
+              </w:rPr>
+            </w:pPr>
+            <w:r>
+              <w:rPr>
+                <w:sz w:val="24"/>
+                <w:szCs w:val="28"/>
               </w:rPr>
               <w:t xml:space="preserve">Имя </w:t>
             </w:r>
             <w:r>
               <w:rPr>
-                <w:rFonts w:ascii="Times New Roman" w:hAnsi="Times New Roman" w:eastAsia="Times New Roman"/>
                 <w:b/>
                 <w:bCs/>
                 <w:color w:val="000000"/>
-                <w:sz w:val="18"/>
-              </w:rPr>
-              <w:t>Александр</w:t>
-            </w:r>
-            <w:r>
-              <w:rPr>
-                <w:rFonts w:ascii="Trebuchet MS" w:hAnsi="Trebuchet MS"/>
+                <w:sz w:val="24"/>
+                <w:szCs w:val="28"/>
+                <w:u w:val="single"/>
+              </w:rPr>
+              <w:t xml:space="preserve">Александр</w:t>
+            </w:r>
+            <w:r>
+              <w:rPr>
                 <w:b/>
+                <w:bCs/>
                 <w:color w:val="000000"/>
-                <w:sz w:val="18"/>
+                <w:sz w:val="24"/>
+                <w:szCs w:val="28"/>
+                <w:u w:val="single"/>
+              </w:rPr>
+              <w:t/>
+            </w:r>
+            <w:r>
+              <w:rPr>
+                <w:b/>
+                <w:bCs/>
+                <w:color w:val="000000"/>
+                <w:sz w:val="24"/>
+                <w:szCs w:val="28"/>
               </w:rPr>
               <w:t/>
             </w:r>
@@ -307,16 +319,14 @@
             <w:gridSpan w:val="3"/>
             <w:vMerge/>
             <w:tcBorders>
-              <w:top w:val="single" w:sz="4" w:space="0" w:color="auto"/>
-              <w:left w:val="single" w:sz="4" w:space="0" w:color="auto"/>
-              <w:right w:val="single" w:sz="4" w:space="0" w:color="auto"/>
-            </w:tcBorders>
-          </w:tcPr>
-          <w:p>
-            <w:pPr>
-              <w:rPr>
-                <w:rFonts w:ascii="Trebuchet MS" w:hAnsi="Trebuchet MS"/>
-                <w:sz w:val="18"/>
+              <w:bottom w:val="nil"/>
+            </w:tcBorders>
+          </w:tcPr>
+          <w:p>
+            <w:pPr>
+              <w:rPr>
+                <w:sz w:val="24"/>
+                <w:szCs w:val="28"/>
               </w:rPr>
             </w:pPr>
           </w:p>
@@ -324,49 +334,46 @@
       </w:tr>
       <w:tr>
         <w:trPr>
-          <w:cantSplit/>
-          <w:trHeight w:val="20"/>
+          <w:trHeight w:val="102"/>
         </w:trPr>
         <w:tc>
           <w:tcPr>
             <w:tcW w:w="2904" w:type="dxa"/>
             <w:vMerge/>
             <w:tcBorders>
-              <w:top w:val="single" w:sz="4" w:space="0" w:color="auto"/>
+              <w:right w:val="single" w:sz="4" w:space="0" w:color="auto"/>
+            </w:tcBorders>
+          </w:tcPr>
+          <w:p>
+            <w:pPr>
+              <w:rPr>
+                <w:sz w:val="24"/>
+                <w:szCs w:val="28"/>
+              </w:rPr>
+            </w:pPr>
+          </w:p>
+        </w:tc>
+        <w:tc>
+          <w:tcPr>
+            <w:tcW w:w="2478" w:type="dxa"/>
+            <w:tcBorders>
+              <w:top w:val="nil"/>
               <w:left w:val="single" w:sz="4" w:space="0" w:color="auto"/>
-              <w:bottom w:val="single" w:sz="4" w:space="0" w:color="auto"/>
-              <w:right w:val="single" w:sz="4" w:space="0" w:color="auto"/>
-            </w:tcBorders>
-          </w:tcPr>
-          <w:p>
-            <w:pPr>
-              <w:rPr>
-                <w:rFonts w:ascii="Trebuchet MS" w:hAnsi="Trebuchet MS"/>
-                <w:sz w:val="18"/>
-              </w:rPr>
-            </w:pPr>
-          </w:p>
-        </w:tc>
-        <w:tc>
-          <w:tcPr>
-            <w:tcW w:w="2194" w:type="dxa"/>
-            <w:tcBorders>
-              <w:left w:val="single" w:sz="4" w:space="0" w:color="auto"/>
-              <w:bottom w:val="single" w:sz="4" w:space="0" w:color="auto"/>
-            </w:tcBorders>
-            <w:vAlign w:val="center"/>
-          </w:tcPr>
-          <w:p>
-            <w:pPr>
-              <w:rPr>
-                <w:rFonts w:ascii="Trebuchet MS" w:hAnsi="Trebuchet MS"/>
-                <w:sz w:val="18"/>
-              </w:rPr>
-            </w:pPr>
-            <w:r>
-              <w:rPr>
-                <w:rFonts w:ascii="Trebuchet MS" w:hAnsi="Trebuchet MS"/>
-                <w:sz w:val="18"/>
+              <w:bottom w:val="nil"/>
+              <w:right w:val="nil"/>
+            </w:tcBorders>
+          </w:tcPr>
+          <w:p>
+            <w:pPr>
+              <w:rPr>
+                <w:sz w:val="24"/>
+                <w:szCs w:val="24"/>
+              </w:rPr>
+            </w:pPr>
+            <w:r>
+              <w:rPr>
+                <w:sz w:val="24"/>
+                <w:szCs w:val="24"/>
               </w:rPr>
               <w:t xml:space="preserve">Фамилия </w:t>
             </w:r>
@@ -374,29 +381,30 @@
         </w:tc>
         <w:tc>
           <w:tcPr>
-            <w:tcW w:w="4584" w:type="dxa"/>
+            <w:tcW w:w="4300" w:type="dxa"/>
             <w:gridSpan w:val="2"/>
             <w:tcBorders>
-              <w:bottom w:val="single" w:sz="4" w:space="0" w:color="auto"/>
-              <w:right w:val="single" w:sz="4" w:space="0" w:color="auto"/>
-            </w:tcBorders>
-            <w:vAlign w:val="center"/>
-          </w:tcPr>
-          <w:p>
-            <w:pPr>
-              <w:rPr>
-                <w:rFonts w:ascii="Trebuchet MS" w:hAnsi="Trebuchet MS"/>
+              <w:top w:val="nil"/>
+              <w:left w:val="nil"/>
+              <w:bottom w:val="nil"/>
+              <w:right w:val="single" w:sz="4" w:space="0" w:color="auto"/>
+            </w:tcBorders>
+          </w:tcPr>
+          <w:p>
+            <w:pPr>
+              <w:rPr>
                 <w:color w:val="EE0000"/>
-                <w:sz w:val="18"/>
-              </w:rPr>
-            </w:pPr>
-            <w:r>
-              <w:rPr>
-                <w:rFonts w:ascii="Times New Roman" w:hAnsi="Times New Roman" w:eastAsia="Times New Roman"/>
+                <w:sz w:val="24"/>
+                <w:szCs w:val="24"/>
+              </w:rPr>
+            </w:pPr>
+            <w:r>
+              <w:rPr>
                 <w:b/>
                 <w:bCs/>
                 <w:color w:val="000000"/>
-                <w:sz w:val="18"/>
+                <w:sz w:val="24"/>
+                <w:szCs w:val="24"/>
               </w:rPr>
               <w:t>Пронин</w:t>
             </w:r>
@@ -405,7 +413,6 @@
       </w:tr>
       <w:tr>
         <w:trPr>
-          <w:cantSplit/>
           <w:trHeight w:val="20"/>
         </w:trPr>
         <w:tc>
@@ -413,108 +420,118 @@
             <w:tcW w:w="2904" w:type="dxa"/>
             <w:vMerge w:val="restart"/>
             <w:tcBorders>
-              <w:top w:val="single" w:sz="4" w:space="0" w:color="auto"/>
-              <w:left w:val="single" w:sz="4" w:space="0" w:color="auto"/>
-              <w:bottom w:val="single" w:sz="4" w:space="0" w:color="auto"/>
-              <w:right w:val="single" w:sz="4" w:space="0" w:color="auto"/>
-            </w:tcBorders>
-          </w:tcPr>
-          <w:p>
-            <w:pPr>
-              <w:rPr>
-                <w:rFonts w:ascii="Trebuchet MS" w:hAnsi="Trebuchet MS"/>
-                <w:sz w:val="18"/>
-              </w:rPr>
-            </w:pPr>
-            <w:r>
-              <w:rPr>
-                <w:rFonts w:ascii="Trebuchet MS" w:hAnsi="Trebuchet MS"/>
-                <w:sz w:val="18"/>
+              <w:right w:val="single" w:sz="4" w:space="0" w:color="auto"/>
+            </w:tcBorders>
+          </w:tcPr>
+          <w:p>
+            <w:pPr>
+              <w:rPr>
+                <w:sz w:val="24"/>
+                <w:szCs w:val="28"/>
+              </w:rPr>
+            </w:pPr>
+            <w:r>
+              <w:rPr>
+                <w:sz w:val="24"/>
+                <w:szCs w:val="28"/>
               </w:rPr>
               <w:t>Отчество</w:t>
             </w:r>
             <w:r>
               <w:rPr>
-                <w:rFonts w:ascii="Trebuchet MS" w:hAnsi="Trebuchet MS"/>
                 <w:b/>
                 <w:bCs/>
-                <w:sz w:val="18"/>
+                <w:sz w:val="24"/>
+                <w:szCs w:val="28"/>
               </w:rPr>
               <w:t xml:space="preserve"> </w:t>
             </w:r>
             <w:r>
               <w:rPr>
-                <w:rFonts w:ascii="Trebuchet MS" w:hAnsi="Trebuchet MS"/>
                 <w:b/>
                 <w:bCs/>
                 <w:color w:val="000000"/>
-                <w:sz w:val="18"/>
-              </w:rPr>
-              <w:t>Константинович</w:t>
-            </w:r>
-            <w:r>
-              <w:rPr>
-                <w:rFonts w:ascii="Trebuchet MS" w:hAnsi="Trebuchet MS"/>
-                <w:b/>
-                <w:color w:val="000000"/>
-                <w:sz w:val="18"/>
-              </w:rPr>
-              <w:t/>
-            </w:r>
-          </w:p>
-        </w:tc>
-        <w:tc>
-          <w:tcPr>
-            <w:tcW w:w="2194" w:type="dxa"/>
-            <w:tcBorders>
-              <w:top w:val="single" w:sz="4" w:space="0" w:color="auto"/>
-              <w:left w:val="single" w:sz="4" w:space="0" w:color="auto"/>
-              <w:bottom w:val="single" w:sz="4" w:space="0" w:color="auto"/>
-            </w:tcBorders>
-            <w:vAlign w:val="center"/>
-          </w:tcPr>
-          <w:p>
-            <w:pPr>
-              <w:rPr>
-                <w:rFonts w:ascii="Trebuchet MS" w:hAnsi="Trebuchet MS"/>
-                <w:sz w:val="18"/>
-              </w:rPr>
-            </w:pPr>
-            <w:r>
-              <w:rPr>
-                <w:rFonts w:ascii="Trebuchet MS" w:hAnsi="Trebuchet MS"/>
-                <w:sz w:val="18"/>
-              </w:rPr>
-              <w:t xml:space="preserve">Имя </w:t>
-            </w:r>
-          </w:p>
-        </w:tc>
-        <w:tc>
-          <w:tcPr>
-            <w:tcW w:w="4584" w:type="dxa"/>
-            <w:gridSpan w:val="2"/>
-            <w:tcBorders>
-              <w:top w:val="single" w:sz="4" w:space="0" w:color="auto"/>
-              <w:bottom w:val="single" w:sz="4" w:space="0" w:color="auto"/>
-              <w:right w:val="single" w:sz="4" w:space="0" w:color="auto"/>
-            </w:tcBorders>
-            <w:vAlign w:val="center"/>
-          </w:tcPr>
-          <w:p>
-            <w:pPr>
-              <w:rPr>
-                <w:rFonts w:ascii="Trebuchet MS" w:hAnsi="Trebuchet MS"/>
-                <w:color w:val="EE0000"/>
-                <w:sz w:val="18"/>
-              </w:rPr>
-            </w:pPr>
-            <w:r>
-              <w:rPr>
-                <w:rFonts w:ascii="Times New Roman" w:hAnsi="Times New Roman" w:eastAsia="Times New Roman"/>
+                <w:sz w:val="24"/>
+                <w:szCs w:val="28"/>
+                <w:u w:val="single"/>
+              </w:rPr>
+              <w:t xml:space="preserve">Константинович</w:t>
+            </w:r>
+            <w:r>
+              <w:rPr>
                 <w:b/>
                 <w:bCs/>
                 <w:color w:val="000000"/>
-                <w:sz w:val="18"/>
+                <w:sz w:val="24"/>
+                <w:szCs w:val="28"/>
+                <w:u w:val="single"/>
+              </w:rPr>
+              <w:t/>
+            </w:r>
+            <w:r>
+              <w:rPr>
+                <w:b/>
+                <w:bCs/>
+                <w:color w:val="000000"/>
+                <w:sz w:val="24"/>
+                <w:szCs w:val="28"/>
+              </w:rPr>
+              <w:t/>
+            </w:r>
+          </w:p>
+        </w:tc>
+        <w:tc>
+          <w:tcPr>
+            <w:tcW w:w="2478" w:type="dxa"/>
+            <w:tcBorders>
+              <w:top w:val="nil"/>
+              <w:left w:val="single" w:sz="4" w:space="0" w:color="auto"/>
+              <w:bottom w:val="nil"/>
+              <w:right w:val="nil"/>
+            </w:tcBorders>
+          </w:tcPr>
+          <w:p>
+            <w:pPr>
+              <w:rPr>
+                <w:sz w:val="24"/>
+                <w:szCs w:val="24"/>
+              </w:rPr>
+            </w:pPr>
+            <w:r>
+              <w:rPr>
+                <w:sz w:val="24"/>
+                <w:szCs w:val="24"/>
+              </w:rPr>
+              <w:t xml:space="preserve">Имя </w:t>
+            </w:r>
+          </w:p>
+        </w:tc>
+        <w:tc>
+          <w:tcPr>
+            <w:tcW w:w="4300" w:type="dxa"/>
+            <w:gridSpan w:val="2"/>
+            <w:tcBorders>
+              <w:top w:val="nil"/>
+              <w:left w:val="nil"/>
+              <w:bottom w:val="nil"/>
+              <w:right w:val="single" w:sz="4" w:space="0" w:color="auto"/>
+            </w:tcBorders>
+          </w:tcPr>
+          <w:p>
+            <w:pPr>
+              <w:rPr>
+                <w:color w:val="EE0000"/>
+                <w:sz w:val="24"/>
+                <w:szCs w:val="24"/>
+              </w:rPr>
+            </w:pPr>
+            <w:r>
+              <w:rPr>
+                <w:b/>
+                <w:bCs/>
+                <w:color w:val="000000"/>
+                <w:sz w:val="24"/>
+                <w:szCs w:val="24"/>
               </w:rPr>
               <w:t>Александр</w:t>
             </w:r>
@@ -523,49 +540,47 @@
       </w:tr>
       <w:tr>
         <w:trPr>
-          <w:cantSplit/>
-          <w:trHeight w:val="20"/>
+          <w:trHeight w:val="237"/>
         </w:trPr>
         <w:tc>
           <w:tcPr>
             <w:tcW w:w="2904" w:type="dxa"/>
             <w:vMerge/>
             <w:tcBorders>
+              <w:bottom w:val="single" w:sz="4" w:space="0" w:color="auto"/>
+              <w:right w:val="single" w:sz="4" w:space="0" w:color="auto"/>
+            </w:tcBorders>
+          </w:tcPr>
+          <w:p>
+            <w:pPr>
+              <w:rPr>
+                <w:sz w:val="24"/>
+                <w:szCs w:val="28"/>
+              </w:rPr>
+            </w:pPr>
+          </w:p>
+        </w:tc>
+        <w:tc>
+          <w:tcPr>
+            <w:tcW w:w="2478" w:type="dxa"/>
+            <w:tcBorders>
+              <w:top w:val="nil"/>
               <w:left w:val="single" w:sz="4" w:space="0" w:color="auto"/>
-              <w:bottom w:val="single" w:sz="4" w:space="0" w:color="auto"/>
-              <w:right w:val="single" w:sz="4" w:space="0" w:color="auto"/>
-            </w:tcBorders>
-          </w:tcPr>
-          <w:p>
-            <w:pPr>
-              <w:rPr>
-                <w:rFonts w:ascii="Trebuchet MS" w:hAnsi="Trebuchet MS"/>
-                <w:sz w:val="18"/>
-              </w:rPr>
-            </w:pPr>
-          </w:p>
-        </w:tc>
-        <w:tc>
-          <w:tcPr>
-            <w:tcW w:w="2194" w:type="dxa"/>
-            <w:tcBorders>
-              <w:top w:val="single" w:sz="4" w:space="0" w:color="auto"/>
-              <w:left w:val="single" w:sz="4" w:space="0" w:color="auto"/>
-              <w:bottom w:val="single" w:sz="4" w:space="0" w:color="auto"/>
-            </w:tcBorders>
-            <w:vAlign w:val="center"/>
-          </w:tcPr>
-          <w:p>
-            <w:pPr>
-              <w:rPr>
-                <w:rFonts w:ascii="Trebuchet MS" w:hAnsi="Trebuchet MS"/>
-                <w:sz w:val="18"/>
-              </w:rPr>
-            </w:pPr>
-            <w:r>
-              <w:rPr>
-                <w:rFonts w:ascii="Trebuchet MS" w:hAnsi="Trebuchet MS"/>
-                <w:sz w:val="18"/>
+              <w:bottom w:val="nil"/>
+              <w:right w:val="nil"/>
+            </w:tcBorders>
+          </w:tcPr>
+          <w:p>
+            <w:pPr>
+              <w:rPr>
+                <w:sz w:val="24"/>
+                <w:szCs w:val="24"/>
+              </w:rPr>
+            </w:pPr>
+            <w:r>
+              <w:rPr>
+                <w:sz w:val="24"/>
+                <w:szCs w:val="24"/>
               </w:rPr>
               <w:t xml:space="preserve">Отчество </w:t>
             </w:r>
@@ -573,30 +588,30 @@
         </w:tc>
         <w:tc>
           <w:tcPr>
-            <w:tcW w:w="4584" w:type="dxa"/>
+            <w:tcW w:w="4300" w:type="dxa"/>
             <w:gridSpan w:val="2"/>
             <w:tcBorders>
-              <w:top w:val="single" w:sz="4" w:space="0" w:color="auto"/>
-              <w:bottom w:val="single" w:sz="4" w:space="0" w:color="auto"/>
-              <w:right w:val="single" w:sz="4" w:space="0" w:color="auto"/>
-            </w:tcBorders>
-            <w:vAlign w:val="center"/>
-          </w:tcPr>
-          <w:p>
-            <w:pPr>
-              <w:rPr>
-                <w:rFonts w:ascii="Trebuchet MS" w:hAnsi="Trebuchet MS"/>
+              <w:top w:val="nil"/>
+              <w:left w:val="nil"/>
+              <w:bottom w:val="nil"/>
+              <w:right w:val="single" w:sz="4" w:space="0" w:color="auto"/>
+            </w:tcBorders>
+          </w:tcPr>
+          <w:p>
+            <w:pPr>
+              <w:rPr>
                 <w:color w:val="EE0000"/>
-                <w:sz w:val="18"/>
-              </w:rPr>
-            </w:pPr>
-            <w:r>
-              <w:rPr>
-                <w:rFonts w:ascii="Times New Roman" w:hAnsi="Times New Roman" w:eastAsia="Times New Roman"/>
+                <w:sz w:val="24"/>
+                <w:szCs w:val="24"/>
+              </w:rPr>
+            </w:pPr>
+            <w:r>
+              <w:rPr>
                 <w:b/>
                 <w:bCs/>
                 <w:color w:val="000000"/>
-                <w:sz w:val="18"/>
+                <w:sz w:val="24"/>
+                <w:szCs w:val="24"/>
               </w:rPr>
               <w:t>Константинович</w:t>
             </w:r>
@@ -605,7 +620,6 @@
       </w:tr>
       <w:tr>
         <w:trPr>
-          <w:cantSplit/>
           <w:trHeight w:val="20"/>
         </w:trPr>
         <w:tc>
@@ -613,73 +627,119 @@
             <w:tcW w:w="2904" w:type="dxa"/>
             <w:vMerge w:val="restart"/>
             <w:tcBorders>
-              <w:top w:val="single" w:sz="4" w:space="0" w:color="auto"/>
-              <w:left w:val="single" w:sz="4" w:space="0" w:color="auto"/>
-              <w:bottom w:val="single" w:sz="4" w:space="0" w:color="auto"/>
-              <w:right w:val="single" w:sz="4" w:space="0" w:color="auto"/>
-            </w:tcBorders>
-          </w:tcPr>
-          <w:p>
-            <w:pPr>
-              <w:rPr>
-                <w:rFonts w:ascii="Trebuchet MS" w:hAnsi="Trebuchet MS"/>
-                <w:sz w:val="18"/>
-              </w:rPr>
-            </w:pPr>
-          </w:p>
-        </w:tc>
-        <w:tc>
-          <w:tcPr>
-            <w:tcW w:w="2194" w:type="dxa"/>
-            <w:tcBorders>
-              <w:top w:val="single" w:sz="4" w:space="0" w:color="auto"/>
-              <w:left w:val="single" w:sz="4" w:space="0" w:color="auto"/>
-              <w:bottom w:val="single" w:sz="4" w:space="0" w:color="auto"/>
-            </w:tcBorders>
-            <w:vAlign w:val="center"/>
-          </w:tcPr>
-          <w:p>
-            <w:pPr>
-              <w:rPr>
-                <w:rFonts w:ascii="Trebuchet MS" w:hAnsi="Trebuchet MS"/>
-                <w:sz w:val="18"/>
-              </w:rPr>
-            </w:pPr>
-            <w:r>
-              <w:rPr>
-                <w:rFonts w:ascii="Trebuchet MS" w:hAnsi="Trebuchet MS"/>
-                <w:sz w:val="18"/>
-              </w:rPr>
-              <w:t xml:space="preserve">Год рождения </w:t>
-            </w:r>
-          </w:p>
-        </w:tc>
-        <w:tc>
-          <w:tcPr>
-            <w:tcW w:w="4584" w:type="dxa"/>
-            <w:gridSpan w:val="2"/>
-            <w:tcBorders>
-              <w:top w:val="single" w:sz="4" w:space="0" w:color="auto"/>
-              <w:bottom w:val="single" w:sz="4" w:space="0" w:color="auto"/>
-              <w:right w:val="single" w:sz="4" w:space="0" w:color="auto"/>
-            </w:tcBorders>
-            <w:vAlign w:val="center"/>
-          </w:tcPr>
-          <w:p>
-            <w:pPr>
-              <w:rPr>
-                <w:rFonts w:ascii="Trebuchet MS" w:hAnsi="Trebuchet MS"/>
-                <w:color w:val="EE0000"/>
-                <w:sz w:val="18"/>
-              </w:rPr>
-            </w:pPr>
-            <w:r>
-              <w:rPr>
-                <w:rFonts w:ascii="Times New Roman" w:hAnsi="Times New Roman" w:eastAsia="Times New Roman"/>
+              <w:right w:val="single" w:sz="4" w:space="0" w:color="auto"/>
+            </w:tcBorders>
+          </w:tcPr>
+          <w:p>
+            <w:pPr>
+              <w:jc w:val="both"/>
+              <w:rPr>
+                <w:sz w:val="24"/>
+                <w:szCs w:val="28"/>
+              </w:rPr>
+            </w:pPr>
+            <w:r>
+              <w:rPr>
+                <w:sz w:val="24"/>
+                <w:szCs w:val="28"/>
+              </w:rPr>
+              <w:t>Наименование структурного подразделения организации</w:t>
+            </w:r>
+          </w:p>
+          <w:p>
+            <w:pPr>
+              <w:jc w:val="center"/>
+              <w:rPr>
+                <w:sz w:val="24"/>
+                <w:szCs w:val="28"/>
+              </w:rPr>
+            </w:pPr>
+            <w:r>
+              <w:rPr>
                 <w:b/>
                 <w:bCs/>
                 <w:color w:val="000000"/>
-                <w:sz w:val="18"/>
+                <w:sz w:val="24"/>
+                <w:szCs w:val="28"/>
+                <w:u w:val="single"/>
+              </w:rPr>
+              <w:t xml:space="preserve">Лётная служба</w:t>
+            </w:r>
+            <w:r>
+              <w:rPr>
+                <w:b/>
+                <w:bCs/>
+                <w:color w:val="000000"/>
+                <w:sz w:val="24"/>
+                <w:szCs w:val="28"/>
+                <w:u w:val="single"/>
+              </w:rPr>
+              <w:t/>
+            </w:r>
+            <w:r>
+              <w:rPr>
+                <w:b/>
+                <w:bCs/>
+                <w:color w:val="000000"/>
+                <w:sz w:val="24"/>
+                <w:szCs w:val="28"/>
+              </w:rPr>
+              <w:t/>
+            </w:r>
+          </w:p>
+        </w:tc>
+        <w:tc>
+          <w:tcPr>
+            <w:tcW w:w="2478" w:type="dxa"/>
+            <w:tcBorders>
+              <w:top w:val="nil"/>
+              <w:left w:val="single" w:sz="4" w:space="0" w:color="auto"/>
+              <w:bottom w:val="nil"/>
+              <w:right w:val="nil"/>
+            </w:tcBorders>
+          </w:tcPr>
+          <w:p>
+            <w:pPr>
+              <w:rPr>
+                <w:sz w:val="24"/>
+                <w:szCs w:val="24"/>
+              </w:rPr>
+            </w:pPr>
+            <w:r>
+              <w:rPr>
+                <w:sz w:val="24"/>
+                <w:szCs w:val="24"/>
+              </w:rPr>
+              <w:t xml:space="preserve">Год рождения </w:t>
+            </w:r>
+          </w:p>
+        </w:tc>
+        <w:tc>
+          <w:tcPr>
+            <w:tcW w:w="4300" w:type="dxa"/>
+            <w:gridSpan w:val="2"/>
+            <w:tcBorders>
+              <w:top w:val="nil"/>
+              <w:left w:val="nil"/>
+              <w:bottom w:val="nil"/>
+              <w:right w:val="single" w:sz="4" w:space="0" w:color="auto"/>
+            </w:tcBorders>
+          </w:tcPr>
+          <w:p>
+            <w:pPr>
+              <w:rPr>
+                <w:color w:val="EE0000"/>
+                <w:sz w:val="24"/>
+                <w:szCs w:val="24"/>
+              </w:rPr>
+            </w:pPr>
+            <w:r>
+              <w:rPr>
+                <w:b/>
+                <w:bCs/>
+                <w:color w:val="000000"/>
+                <w:sz w:val="24"/>
+                <w:szCs w:val="24"/>
               </w:rPr>
               <w:t>1968</w:t>
             </w:r>
@@ -688,7 +748,6 @@
       </w:tr>
       <w:tr>
         <w:trPr>
-          <w:cantSplit/>
           <w:trHeight w:val="20"/>
         </w:trPr>
         <w:tc>
@@ -696,41 +755,39 @@
             <w:tcW w:w="2904" w:type="dxa"/>
             <w:vMerge/>
             <w:tcBorders>
+              <w:right w:val="single" w:sz="4" w:space="0" w:color="auto"/>
+            </w:tcBorders>
+          </w:tcPr>
+          <w:p>
+            <w:pPr>
+              <w:rPr>
+                <w:sz w:val="24"/>
+                <w:szCs w:val="28"/>
+              </w:rPr>
+            </w:pPr>
+          </w:p>
+        </w:tc>
+        <w:tc>
+          <w:tcPr>
+            <w:tcW w:w="2478" w:type="dxa"/>
+            <w:tcBorders>
+              <w:top w:val="nil"/>
               <w:left w:val="single" w:sz="4" w:space="0" w:color="auto"/>
-              <w:bottom w:val="single" w:sz="4" w:space="0" w:color="auto"/>
-              <w:right w:val="single" w:sz="4" w:space="0" w:color="auto"/>
-            </w:tcBorders>
-          </w:tcPr>
-          <w:p>
-            <w:pPr>
-              <w:rPr>
-                <w:rFonts w:ascii="Trebuchet MS" w:hAnsi="Trebuchet MS"/>
-                <w:sz w:val="18"/>
-              </w:rPr>
-            </w:pPr>
-          </w:p>
-        </w:tc>
-        <w:tc>
-          <w:tcPr>
-            <w:tcW w:w="2194" w:type="dxa"/>
-            <w:tcBorders>
-              <w:top w:val="single" w:sz="4" w:space="0" w:color="auto"/>
-              <w:left w:val="single" w:sz="4" w:space="0" w:color="auto"/>
-              <w:bottom w:val="single" w:sz="4" w:space="0" w:color="auto"/>
-            </w:tcBorders>
-            <w:vAlign w:val="center"/>
-          </w:tcPr>
-          <w:p>
-            <w:pPr>
-              <w:rPr>
-                <w:rFonts w:ascii="Trebuchet MS" w:hAnsi="Trebuchet MS"/>
-                <w:sz w:val="18"/>
-              </w:rPr>
-            </w:pPr>
-            <w:r>
-              <w:rPr>
-                <w:rFonts w:ascii="Trebuchet MS" w:hAnsi="Trebuchet MS"/>
-                <w:sz w:val="18"/>
+              <w:bottom w:val="nil"/>
+              <w:right w:val="nil"/>
+            </w:tcBorders>
+          </w:tcPr>
+          <w:p>
+            <w:pPr>
+              <w:rPr>
+                <w:sz w:val="24"/>
+                <w:szCs w:val="24"/>
+              </w:rPr>
+            </w:pPr>
+            <w:r>
+              <w:rPr>
+                <w:sz w:val="24"/>
+                <w:szCs w:val="24"/>
               </w:rPr>
               <w:t xml:space="preserve">Воинское звание </w:t>
             </w:r>
@@ -738,30 +795,30 @@
         </w:tc>
         <w:tc>
           <w:tcPr>
-            <w:tcW w:w="4584" w:type="dxa"/>
+            <w:tcW w:w="4300" w:type="dxa"/>
             <w:gridSpan w:val="2"/>
             <w:tcBorders>
-              <w:top w:val="single" w:sz="4" w:space="0" w:color="auto"/>
-              <w:bottom w:val="single" w:sz="4" w:space="0" w:color="auto"/>
-              <w:right w:val="single" w:sz="4" w:space="0" w:color="auto"/>
-            </w:tcBorders>
-            <w:vAlign w:val="center"/>
-          </w:tcPr>
-          <w:p>
-            <w:pPr>
-              <w:rPr>
-                <w:rFonts w:ascii="Trebuchet MS" w:hAnsi="Trebuchet MS"/>
+              <w:top w:val="nil"/>
+              <w:left w:val="nil"/>
+              <w:bottom w:val="nil"/>
+              <w:right w:val="single" w:sz="4" w:space="0" w:color="auto"/>
+            </w:tcBorders>
+          </w:tcPr>
+          <w:p>
+            <w:pPr>
+              <w:rPr>
                 <w:color w:val="EE0000"/>
-                <w:sz w:val="18"/>
-              </w:rPr>
-            </w:pPr>
-            <w:r>
-              <w:rPr>
-                <w:rFonts w:ascii="Times New Roman" w:hAnsi="Times New Roman" w:eastAsia="Times New Roman"/>
+                <w:sz w:val="24"/>
+                <w:szCs w:val="24"/>
+              </w:rPr>
+            </w:pPr>
+            <w:r>
+              <w:rPr>
                 <w:b/>
                 <w:bCs/>
                 <w:color w:val="000000"/>
-                <w:sz w:val="18"/>
+                <w:sz w:val="24"/>
+                <w:szCs w:val="24"/>
               </w:rPr>
               <w:t>майор</w:t>
             </w:r>
@@ -770,7 +827,6 @@
       </w:tr>
       <w:tr>
         <w:trPr>
-          <w:cantSplit/>
           <w:trHeight w:val="20"/>
         </w:trPr>
         <w:tc>
@@ -778,41 +834,39 @@
             <w:tcW w:w="2904" w:type="dxa"/>
             <w:vMerge/>
             <w:tcBorders>
+              <w:right w:val="single" w:sz="4" w:space="0" w:color="auto"/>
+            </w:tcBorders>
+          </w:tcPr>
+          <w:p>
+            <w:pPr>
+              <w:rPr>
+                <w:sz w:val="24"/>
+                <w:szCs w:val="28"/>
+              </w:rPr>
+            </w:pPr>
+          </w:p>
+        </w:tc>
+        <w:tc>
+          <w:tcPr>
+            <w:tcW w:w="2478" w:type="dxa"/>
+            <w:tcBorders>
+              <w:top w:val="nil"/>
               <w:left w:val="single" w:sz="4" w:space="0" w:color="auto"/>
-              <w:bottom w:val="single" w:sz="4" w:space="0" w:color="auto"/>
-              <w:right w:val="single" w:sz="4" w:space="0" w:color="auto"/>
-            </w:tcBorders>
-          </w:tcPr>
-          <w:p>
-            <w:pPr>
-              <w:rPr>
-                <w:rFonts w:ascii="Trebuchet MS" w:hAnsi="Trebuchet MS"/>
-                <w:sz w:val="18"/>
-              </w:rPr>
-            </w:pPr>
-          </w:p>
-        </w:tc>
-        <w:tc>
-          <w:tcPr>
-            <w:tcW w:w="2194" w:type="dxa"/>
-            <w:tcBorders>
-              <w:top w:val="single" w:sz="4" w:space="0" w:color="auto"/>
-              <w:left w:val="single" w:sz="4" w:space="0" w:color="auto"/>
-              <w:bottom w:val="single" w:sz="4" w:space="0" w:color="auto"/>
-            </w:tcBorders>
-            <w:vAlign w:val="center"/>
-          </w:tcPr>
-          <w:p>
-            <w:pPr>
-              <w:rPr>
-                <w:rFonts w:ascii="Trebuchet MS" w:hAnsi="Trebuchet MS"/>
-                <w:sz w:val="18"/>
-              </w:rPr>
-            </w:pPr>
-            <w:r>
-              <w:rPr>
-                <w:rFonts w:ascii="Trebuchet MS" w:hAnsi="Trebuchet MS"/>
-                <w:sz w:val="18"/>
+              <w:bottom w:val="nil"/>
+              <w:right w:val="nil"/>
+            </w:tcBorders>
+          </w:tcPr>
+          <w:p>
+            <w:pPr>
+              <w:rPr>
+                <w:sz w:val="24"/>
+                <w:szCs w:val="24"/>
+              </w:rPr>
+            </w:pPr>
+            <w:r>
+              <w:rPr>
+                <w:sz w:val="24"/>
+                <w:szCs w:val="24"/>
               </w:rPr>
               <w:t xml:space="preserve">Номер ВУС </w:t>
             </w:r>
@@ -820,30 +874,30 @@
         </w:tc>
         <w:tc>
           <w:tcPr>
-            <w:tcW w:w="4584" w:type="dxa"/>
+            <w:tcW w:w="4300" w:type="dxa"/>
             <w:gridSpan w:val="2"/>
             <w:tcBorders>
-              <w:top w:val="single" w:sz="4" w:space="0" w:color="auto"/>
-              <w:bottom w:val="single" w:sz="4" w:space="0" w:color="auto"/>
-              <w:right w:val="single" w:sz="4" w:space="0" w:color="auto"/>
-            </w:tcBorders>
-            <w:vAlign w:val="center"/>
-          </w:tcPr>
-          <w:p>
-            <w:pPr>
-              <w:rPr>
-                <w:rFonts w:ascii="Trebuchet MS" w:hAnsi="Trebuchet MS"/>
+              <w:top w:val="nil"/>
+              <w:left w:val="nil"/>
+              <w:bottom w:val="nil"/>
+              <w:right w:val="single" w:sz="4" w:space="0" w:color="auto"/>
+            </w:tcBorders>
+          </w:tcPr>
+          <w:p>
+            <w:pPr>
+              <w:rPr>
                 <w:color w:val="EE0000"/>
-                <w:sz w:val="18"/>
-              </w:rPr>
-            </w:pPr>
-            <w:r>
-              <w:rPr>
-                <w:rFonts w:ascii="Times New Roman" w:hAnsi="Times New Roman" w:eastAsia="Times New Roman"/>
+                <w:sz w:val="24"/>
+                <w:szCs w:val="24"/>
+              </w:rPr>
+            </w:pPr>
+            <w:r>
+              <w:rPr>
                 <w:b/>
                 <w:bCs/>
                 <w:color w:val="000000"/>
-                <w:sz w:val="18"/>
+                <w:sz w:val="24"/>
+                <w:szCs w:val="24"/>
               </w:rPr>
               <w:t>616003</w:t>
             </w:r>
@@ -852,7 +906,6 @@
       </w:tr>
       <w:tr>
         <w:trPr>
-          <w:cantSplit/>
           <w:trHeight w:val="20"/>
         </w:trPr>
         <w:tc>
@@ -860,41 +913,39 @@
             <w:tcW w:w="2904" w:type="dxa"/>
             <w:vMerge/>
             <w:tcBorders>
+              <w:right w:val="single" w:sz="4" w:space="0" w:color="auto"/>
+            </w:tcBorders>
+          </w:tcPr>
+          <w:p>
+            <w:pPr>
+              <w:rPr>
+                <w:sz w:val="24"/>
+                <w:szCs w:val="28"/>
+              </w:rPr>
+            </w:pPr>
+          </w:p>
+        </w:tc>
+        <w:tc>
+          <w:tcPr>
+            <w:tcW w:w="2478" w:type="dxa"/>
+            <w:tcBorders>
+              <w:top w:val="nil"/>
               <w:left w:val="single" w:sz="4" w:space="0" w:color="auto"/>
-              <w:bottom w:val="single" w:sz="4" w:space="0" w:color="auto"/>
-              <w:right w:val="single" w:sz="4" w:space="0" w:color="auto"/>
-            </w:tcBorders>
-          </w:tcPr>
-          <w:p>
-            <w:pPr>
-              <w:rPr>
-                <w:rFonts w:ascii="Trebuchet MS" w:hAnsi="Trebuchet MS"/>
-                <w:sz w:val="18"/>
-              </w:rPr>
-            </w:pPr>
-          </w:p>
-        </w:tc>
-        <w:tc>
-          <w:tcPr>
-            <w:tcW w:w="2194" w:type="dxa"/>
-            <w:tcBorders>
-              <w:top w:val="single" w:sz="4" w:space="0" w:color="auto"/>
-              <w:left w:val="single" w:sz="4" w:space="0" w:color="auto"/>
-              <w:bottom w:val="single" w:sz="4" w:space="0" w:color="auto"/>
-            </w:tcBorders>
-            <w:vAlign w:val="center"/>
-          </w:tcPr>
-          <w:p>
-            <w:pPr>
-              <w:rPr>
-                <w:rFonts w:ascii="Trebuchet MS" w:hAnsi="Trebuchet MS"/>
-                <w:sz w:val="18"/>
-              </w:rPr>
-            </w:pPr>
-            <w:r>
-              <w:rPr>
-                <w:rFonts w:ascii="Trebuchet MS" w:hAnsi="Trebuchet MS"/>
-                <w:sz w:val="18"/>
+              <w:bottom w:val="nil"/>
+              <w:right w:val="nil"/>
+            </w:tcBorders>
+          </w:tcPr>
+          <w:p>
+            <w:pPr>
+              <w:rPr>
+                <w:sz w:val="24"/>
+                <w:szCs w:val="24"/>
+              </w:rPr>
+            </w:pPr>
+            <w:r>
+              <w:rPr>
+                <w:sz w:val="24"/>
+                <w:szCs w:val="24"/>
               </w:rPr>
               <w:t xml:space="preserve">Образование </w:t>
             </w:r>
@@ -902,30 +953,30 @@
         </w:tc>
         <w:tc>
           <w:tcPr>
-            <w:tcW w:w="4584" w:type="dxa"/>
+            <w:tcW w:w="4300" w:type="dxa"/>
             <w:gridSpan w:val="2"/>
             <w:tcBorders>
-              <w:top w:val="single" w:sz="4" w:space="0" w:color="auto"/>
-              <w:bottom w:val="single" w:sz="4" w:space="0" w:color="auto"/>
-              <w:right w:val="single" w:sz="4" w:space="0" w:color="auto"/>
-            </w:tcBorders>
-            <w:vAlign w:val="center"/>
-          </w:tcPr>
-          <w:p>
-            <w:pPr>
-              <w:rPr>
-                <w:rFonts w:ascii="Trebuchet MS" w:hAnsi="Trebuchet MS"/>
+              <w:top w:val="nil"/>
+              <w:left w:val="nil"/>
+              <w:bottom w:val="nil"/>
+              <w:right w:val="single" w:sz="4" w:space="0" w:color="auto"/>
+            </w:tcBorders>
+          </w:tcPr>
+          <w:p>
+            <w:pPr>
+              <w:rPr>
                 <w:color w:val="EE0000"/>
-                <w:sz w:val="18"/>
-              </w:rPr>
-            </w:pPr>
-            <w:r>
-              <w:rPr>
-                <w:rFonts w:ascii="Times New Roman" w:hAnsi="Times New Roman" w:eastAsia="Times New Roman"/>
+                <w:sz w:val="24"/>
+                <w:szCs w:val="24"/>
+              </w:rPr>
+            </w:pPr>
+            <w:r>
+              <w:rPr>
                 <w:b/>
                 <w:bCs/>
                 <w:color w:val="000000"/>
-                <w:sz w:val="18"/>
+                <w:sz w:val="24"/>
+                <w:szCs w:val="24"/>
               </w:rPr>
               <w:t>высшее</w:t>
             </w:r>
@@ -934,7 +985,6 @@
       </w:tr>
       <w:tr>
         <w:trPr>
-          <w:cantSplit/>
           <w:trHeight w:val="20"/>
         </w:trPr>
         <w:tc>
@@ -942,41 +992,39 @@
             <w:tcW w:w="2904" w:type="dxa"/>
             <w:vMerge/>
             <w:tcBorders>
+              <w:right w:val="single" w:sz="4" w:space="0" w:color="auto"/>
+            </w:tcBorders>
+          </w:tcPr>
+          <w:p>
+            <w:pPr>
+              <w:rPr>
+                <w:sz w:val="24"/>
+                <w:szCs w:val="28"/>
+              </w:rPr>
+            </w:pPr>
+          </w:p>
+        </w:tc>
+        <w:tc>
+          <w:tcPr>
+            <w:tcW w:w="2478" w:type="dxa"/>
+            <w:tcBorders>
+              <w:top w:val="nil"/>
               <w:left w:val="single" w:sz="4" w:space="0" w:color="auto"/>
-              <w:bottom w:val="single" w:sz="4" w:space="0" w:color="auto"/>
-              <w:right w:val="single" w:sz="4" w:space="0" w:color="auto"/>
-            </w:tcBorders>
-          </w:tcPr>
-          <w:p>
-            <w:pPr>
-              <w:rPr>
-                <w:rFonts w:ascii="Trebuchet MS" w:hAnsi="Trebuchet MS"/>
-                <w:sz w:val="18"/>
-              </w:rPr>
-            </w:pPr>
-          </w:p>
-        </w:tc>
-        <w:tc>
-          <w:tcPr>
-            <w:tcW w:w="2194" w:type="dxa"/>
-            <w:tcBorders>
-              <w:top w:val="single" w:sz="4" w:space="0" w:color="auto"/>
-              <w:left w:val="single" w:sz="4" w:space="0" w:color="auto"/>
-              <w:bottom w:val="single" w:sz="4" w:space="0" w:color="auto"/>
-            </w:tcBorders>
-            <w:vAlign w:val="center"/>
-          </w:tcPr>
-          <w:p>
-            <w:pPr>
-              <w:rPr>
-                <w:rFonts w:ascii="Trebuchet MS" w:hAnsi="Trebuchet MS"/>
-                <w:sz w:val="18"/>
-              </w:rPr>
-            </w:pPr>
-            <w:r>
-              <w:rPr>
-                <w:rFonts w:ascii="Trebuchet MS" w:hAnsi="Trebuchet MS"/>
-                <w:sz w:val="18"/>
+              <w:bottom w:val="nil"/>
+              <w:right w:val="nil"/>
+            </w:tcBorders>
+          </w:tcPr>
+          <w:p>
+            <w:pPr>
+              <w:rPr>
+                <w:sz w:val="24"/>
+                <w:szCs w:val="24"/>
+              </w:rPr>
+            </w:pPr>
+            <w:r>
+              <w:rPr>
+                <w:sz w:val="24"/>
+                <w:szCs w:val="24"/>
               </w:rPr>
               <w:t xml:space="preserve">Место работы </w:t>
             </w:r>
@@ -984,60 +1032,119 @@
         </w:tc>
         <w:tc>
           <w:tcPr>
-            <w:tcW w:w="4584" w:type="dxa"/>
+            <w:tcW w:w="4300" w:type="dxa"/>
             <w:gridSpan w:val="2"/>
             <w:tcBorders>
-              <w:top w:val="single" w:sz="4" w:space="0" w:color="auto"/>
-              <w:bottom w:val="single" w:sz="4" w:space="0" w:color="auto"/>
-              <w:right w:val="single" w:sz="4" w:space="0" w:color="auto"/>
-            </w:tcBorders>
-            <w:vAlign w:val="center"/>
-          </w:tcPr>
-          <w:p>
-            <w:pPr>
-              <w:rPr>
-                <w:rFonts w:ascii="Trebuchet MS" w:hAnsi="Trebuchet MS"/>
+              <w:top w:val="nil"/>
+              <w:left w:val="nil"/>
+              <w:bottom w:val="nil"/>
+              <w:right w:val="single" w:sz="4" w:space="0" w:color="auto"/>
+            </w:tcBorders>
+          </w:tcPr>
+          <w:p>
+            <w:pPr>
+              <w:rPr>
                 <w:b/>
                 <w:bCs/>
                 <w:color w:val="EE0000"/>
-                <w:sz w:val="18"/>
-              </w:rPr>
-            </w:pPr>
-            <w:r>
-              <w:rPr>
-                <w:rFonts w:ascii="Trebuchet MS" w:hAnsi="Trebuchet MS"/>
+                <w:sz w:val="24"/>
+                <w:szCs w:val="24"/>
+              </w:rPr>
+            </w:pPr>
+            <w:r>
+              <w:rPr>
                 <w:b/>
                 <w:bCs/>
                 <w:color w:val="000000"/>
-                <w:sz w:val="18"/>
+                <w:sz w:val="24"/>
+                <w:szCs w:val="24"/>
               </w:rPr>
               <w:t>Акционерное общество Центр авиации «Солярис»</w:t>
             </w:r>
           </w:p>
-          <w:p>
-            <w:pPr>
-              <w:rPr>
-                <w:rFonts w:ascii="Trebuchet MS" w:hAnsi="Trebuchet MS"/>
+        </w:tc>
+      </w:tr>
+      <w:tr>
+        <w:trPr>
+          <w:trHeight w:val="20"/>
+        </w:trPr>
+        <w:tc>
+          <w:tcPr>
+            <w:tcW w:w="2904" w:type="dxa"/>
+            <w:vMerge/>
+            <w:tcBorders>
+              <w:right w:val="single" w:sz="4" w:space="0" w:color="auto"/>
+            </w:tcBorders>
+          </w:tcPr>
+          <w:p>
+            <w:pPr>
+              <w:rPr>
+                <w:sz w:val="24"/>
+                <w:szCs w:val="28"/>
+              </w:rPr>
+            </w:pPr>
+          </w:p>
+        </w:tc>
+        <w:tc>
+          <w:tcPr>
+            <w:tcW w:w="2478" w:type="dxa"/>
+            <w:tcBorders>
+              <w:top w:val="nil"/>
+              <w:left w:val="single" w:sz="4" w:space="0" w:color="auto"/>
+              <w:bottom w:val="nil"/>
+              <w:right w:val="nil"/>
+            </w:tcBorders>
+          </w:tcPr>
+          <w:p>
+            <w:pPr>
+              <w:rPr>
+                <w:sz w:val="24"/>
+                <w:szCs w:val="24"/>
+              </w:rPr>
+            </w:pPr>
+            <w:r>
+              <w:rPr>
+                <w:sz w:val="24"/>
+                <w:szCs w:val="24"/>
+              </w:rPr>
+              <w:t xml:space="preserve">Должность </w:t>
+            </w:r>
+          </w:p>
+        </w:tc>
+        <w:tc>
+          <w:tcPr>
+            <w:tcW w:w="4300" w:type="dxa"/>
+            <w:gridSpan w:val="2"/>
+            <w:tcBorders>
+              <w:top w:val="nil"/>
+              <w:left w:val="nil"/>
+              <w:bottom w:val="nil"/>
+              <w:right w:val="single" w:sz="4" w:space="0" w:color="auto"/>
+            </w:tcBorders>
+          </w:tcPr>
+          <w:p>
+            <w:pPr>
+              <w:rPr>
                 <w:color w:val="EE0000"/>
-                <w:sz w:val="18"/>
-              </w:rPr>
-            </w:pPr>
-            <w:r>
-              <w:rPr>
-                <w:rFonts w:ascii="Trebuchet MS" w:hAnsi="Trebuchet MS"/>
+                <w:sz w:val="24"/>
+                <w:szCs w:val="24"/>
+              </w:rPr>
+            </w:pPr>
+            <w:r>
+              <w:rPr>
                 <w:b/>
                 <w:bCs/>
                 <w:color w:val="000000"/>
-                <w:sz w:val="18"/>
-              </w:rPr>
-              <w:t/>
+                <w:sz w:val="24"/>
+                <w:szCs w:val="24"/>
+              </w:rPr>
+              <w:t>пилот-инструктор</w:t>
             </w:r>
           </w:p>
         </w:tc>
       </w:tr>
       <w:tr>
         <w:trPr>
-          <w:cantSplit/>
           <w:trHeight w:val="20"/>
         </w:trPr>
         <w:tc>
@@ -1045,81 +1152,78 @@
             <w:tcW w:w="2904" w:type="dxa"/>
             <w:vMerge/>
             <w:tcBorders>
+              <w:right w:val="single" w:sz="4" w:space="0" w:color="auto"/>
+            </w:tcBorders>
+          </w:tcPr>
+          <w:p>
+            <w:pPr>
+              <w:rPr>
+                <w:sz w:val="24"/>
+                <w:szCs w:val="28"/>
+              </w:rPr>
+            </w:pPr>
+          </w:p>
+        </w:tc>
+        <w:tc>
+          <w:tcPr>
+            <w:tcW w:w="2478" w:type="dxa"/>
+            <w:tcBorders>
+              <w:top w:val="nil"/>
               <w:left w:val="single" w:sz="4" w:space="0" w:color="auto"/>
-              <w:bottom w:val="single" w:sz="4" w:space="0" w:color="auto"/>
-              <w:right w:val="single" w:sz="4" w:space="0" w:color="auto"/>
-            </w:tcBorders>
-          </w:tcPr>
-          <w:p>
-            <w:pPr>
-              <w:rPr>
-                <w:rFonts w:ascii="Trebuchet MS" w:hAnsi="Trebuchet MS"/>
-                <w:sz w:val="18"/>
-              </w:rPr>
-            </w:pPr>
-          </w:p>
-        </w:tc>
-        <w:tc>
-          <w:tcPr>
-            <w:tcW w:w="2194" w:type="dxa"/>
-            <w:tcBorders>
-              <w:top w:val="single" w:sz="4" w:space="0" w:color="auto"/>
-              <w:left w:val="single" w:sz="4" w:space="0" w:color="auto"/>
-              <w:bottom w:val="single" w:sz="4" w:space="0" w:color="auto"/>
-            </w:tcBorders>
-            <w:vAlign w:val="center"/>
-          </w:tcPr>
-          <w:p>
-            <w:pPr>
-              <w:rPr>
-                <w:rFonts w:ascii="Trebuchet MS" w:hAnsi="Trebuchet MS"/>
-                <w:sz w:val="18"/>
-              </w:rPr>
-            </w:pPr>
-            <w:r>
-              <w:rPr>
-                <w:rFonts w:ascii="Trebuchet MS" w:hAnsi="Trebuchet MS"/>
-                <w:sz w:val="18"/>
-              </w:rPr>
-              <w:t xml:space="preserve">Должность </w:t>
-            </w:r>
-          </w:p>
-        </w:tc>
-        <w:tc>
-          <w:tcPr>
-            <w:tcW w:w="4584" w:type="dxa"/>
+              <w:bottom w:val="nil"/>
+              <w:right w:val="nil"/>
+            </w:tcBorders>
+          </w:tcPr>
+          <w:p>
+            <w:pPr>
+              <w:rPr>
+                <w:sz w:val="24"/>
+                <w:szCs w:val="24"/>
+              </w:rPr>
+            </w:pPr>
+            <w:r>
+              <w:rPr>
+                <w:sz w:val="24"/>
+                <w:szCs w:val="24"/>
+              </w:rPr>
+              <w:t xml:space="preserve">Состояние здоровья </w:t>
+            </w:r>
+          </w:p>
+        </w:tc>
+        <w:tc>
+          <w:tcPr>
+            <w:tcW w:w="4300" w:type="dxa"/>
             <w:gridSpan w:val="2"/>
             <w:tcBorders>
-              <w:top w:val="single" w:sz="4" w:space="0" w:color="auto"/>
-              <w:bottom w:val="single" w:sz="4" w:space="0" w:color="auto"/>
-              <w:right w:val="single" w:sz="4" w:space="0" w:color="auto"/>
-            </w:tcBorders>
-            <w:vAlign w:val="center"/>
-          </w:tcPr>
-          <w:p>
-            <w:pPr>
-              <w:rPr>
-                <w:rFonts w:ascii="Trebuchet MS" w:hAnsi="Trebuchet MS"/>
+              <w:top w:val="nil"/>
+              <w:left w:val="nil"/>
+              <w:bottom w:val="nil"/>
+              <w:right w:val="single" w:sz="4" w:space="0" w:color="auto"/>
+            </w:tcBorders>
+          </w:tcPr>
+          <w:p>
+            <w:pPr>
+              <w:rPr>
                 <w:color w:val="EE0000"/>
-                <w:sz w:val="18"/>
-              </w:rPr>
-            </w:pPr>
-            <w:r>
-              <w:rPr>
-                <w:rFonts w:ascii="Times New Roman" w:hAnsi="Times New Roman" w:eastAsia="Times New Roman"/>
+                <w:sz w:val="24"/>
+                <w:szCs w:val="24"/>
+              </w:rPr>
+            </w:pPr>
+            <w:r>
+              <w:rPr>
                 <w:b/>
                 <w:bCs/>
                 <w:color w:val="000000"/>
-                <w:sz w:val="18"/>
-              </w:rPr>
-              <w:t>пилот-инструктор</w:t>
+                <w:sz w:val="24"/>
+                <w:szCs w:val="24"/>
+              </w:rPr>
+              <w:t>здоров</w:t>
             </w:r>
           </w:p>
         </w:tc>
       </w:tr>
       <w:tr>
         <w:trPr>
-          <w:cantSplit/>
           <w:trHeight w:val="20"/>
         </w:trPr>
         <w:tc>
@@ -1127,203 +1231,134 @@
             <w:tcW w:w="2904" w:type="dxa"/>
             <w:vMerge/>
             <w:tcBorders>
+              <w:right w:val="single" w:sz="4" w:space="0" w:color="auto"/>
+            </w:tcBorders>
+          </w:tcPr>
+          <w:p>
+            <w:pPr>
+              <w:rPr>
+                <w:b/>
+                <w:bCs/>
+                <w:sz w:val="24"/>
+                <w:szCs w:val="28"/>
+              </w:rPr>
+            </w:pPr>
+          </w:p>
+        </w:tc>
+        <w:tc>
+          <w:tcPr>
+            <w:tcW w:w="2478" w:type="dxa"/>
+            <w:tcBorders>
+              <w:top w:val="nil"/>
               <w:left w:val="single" w:sz="4" w:space="0" w:color="auto"/>
-              <w:bottom w:val="single" w:sz="4" w:space="0" w:color="auto"/>
-              <w:right w:val="single" w:sz="4" w:space="0" w:color="auto"/>
-            </w:tcBorders>
-          </w:tcPr>
-          <w:p>
-            <w:pPr>
-              <w:rPr>
-                <w:rFonts w:ascii="Trebuchet MS" w:hAnsi="Trebuchet MS"/>
-                <w:sz w:val="18"/>
-              </w:rPr>
-            </w:pPr>
-          </w:p>
-        </w:tc>
-        <w:tc>
-          <w:tcPr>
-            <w:tcW w:w="2194" w:type="dxa"/>
-            <w:tcBorders>
-              <w:top w:val="single" w:sz="4" w:space="0" w:color="auto"/>
-              <w:left w:val="single" w:sz="4" w:space="0" w:color="auto"/>
-              <w:bottom w:val="single" w:sz="4" w:space="0" w:color="auto"/>
-            </w:tcBorders>
-            <w:vAlign w:val="center"/>
-          </w:tcPr>
-          <w:p>
-            <w:pPr>
-              <w:rPr>
-                <w:rFonts w:ascii="Trebuchet MS" w:hAnsi="Trebuchet MS"/>
-                <w:sz w:val="18"/>
-              </w:rPr>
-            </w:pPr>
-            <w:r>
-              <w:rPr>
-                <w:rFonts w:ascii="Trebuchet MS" w:hAnsi="Trebuchet MS"/>
-                <w:sz w:val="18"/>
-              </w:rPr>
-              <w:t xml:space="preserve">Состояние здоровья </w:t>
-            </w:r>
-          </w:p>
-        </w:tc>
-        <w:tc>
-          <w:tcPr>
-            <w:tcW w:w="4584" w:type="dxa"/>
+              <w:bottom w:val="nil"/>
+              <w:right w:val="nil"/>
+            </w:tcBorders>
+          </w:tcPr>
+          <w:p>
+            <w:pPr>
+              <w:rPr>
+                <w:sz w:val="24"/>
+                <w:szCs w:val="24"/>
+              </w:rPr>
+            </w:pPr>
+            <w:r>
+              <w:rPr>
+                <w:bCs/>
+                <w:sz w:val="24"/>
+                <w:szCs w:val="24"/>
+              </w:rPr>
+              <w:t>Семейное положение</w:t>
+            </w:r>
+          </w:p>
+        </w:tc>
+        <w:tc>
+          <w:tcPr>
+            <w:tcW w:w="4300" w:type="dxa"/>
             <w:gridSpan w:val="2"/>
             <w:tcBorders>
-              <w:top w:val="single" w:sz="4" w:space="0" w:color="auto"/>
-              <w:bottom w:val="single" w:sz="4" w:space="0" w:color="auto"/>
-              <w:right w:val="single" w:sz="4" w:space="0" w:color="auto"/>
-            </w:tcBorders>
-            <w:vAlign w:val="center"/>
-          </w:tcPr>
-          <w:p>
-            <w:pPr>
-              <w:rPr>
-                <w:rFonts w:ascii="Trebuchet MS" w:hAnsi="Trebuchet MS"/>
+              <w:top w:val="nil"/>
+              <w:left w:val="nil"/>
+              <w:bottom w:val="nil"/>
+              <w:right w:val="single" w:sz="4" w:space="0" w:color="auto"/>
+            </w:tcBorders>
+          </w:tcPr>
+          <w:p>
+            <w:pPr>
+              <w:rPr>
                 <w:color w:val="EE0000"/>
-                <w:sz w:val="18"/>
-              </w:rPr>
-            </w:pPr>
-            <w:r>
-              <w:rPr>
-                <w:rFonts w:ascii="Trebuchet MS" w:hAnsi="Trebuchet MS"/>
+                <w:sz w:val="24"/>
+                <w:szCs w:val="24"/>
+              </w:rPr>
+            </w:pPr>
+            <w:r>
+              <w:rPr>
                 <w:b/>
                 <w:bCs/>
                 <w:color w:val="000000"/>
-                <w:sz w:val="18"/>
-              </w:rPr>
-              <w:t>здоров</w:t>
+                <w:sz w:val="24"/>
+                <w:szCs w:val="24"/>
+              </w:rPr>
+              <w:t>женат</w:t>
             </w:r>
           </w:p>
         </w:tc>
       </w:tr>
       <w:tr>
         <w:trPr>
-          <w:cantSplit/>
-          <w:trHeight w:val="20"/>
+          <w:trHeight w:val="642"/>
         </w:trPr>
         <w:tc>
           <w:tcPr>
             <w:tcW w:w="2904" w:type="dxa"/>
-            <w:vMerge w:val="restart"/>
-            <w:tcBorders>
-              <w:top w:val="single" w:sz="4" w:space="0" w:color="auto"/>
+            <w:vMerge/>
+            <w:tcBorders>
+              <w:right w:val="single" w:sz="4" w:space="0" w:color="auto"/>
+            </w:tcBorders>
+          </w:tcPr>
+          <w:p>
+            <w:pPr>
+              <w:rPr>
+                <w:sz w:val="24"/>
+                <w:szCs w:val="28"/>
+              </w:rPr>
+            </w:pPr>
+          </w:p>
+        </w:tc>
+        <w:tc>
+          <w:tcPr>
+            <w:tcW w:w="6778" w:type="dxa"/>
+            <w:gridSpan w:val="3"/>
+            <w:tcBorders>
+              <w:top w:val="nil"/>
               <w:left w:val="single" w:sz="4" w:space="0" w:color="auto"/>
               <w:bottom w:val="single" w:sz="4" w:space="0" w:color="auto"/>
               <w:right w:val="single" w:sz="4" w:space="0" w:color="auto"/>
             </w:tcBorders>
-          </w:tcPr>
-          <w:p>
-            <w:pPr>
-              <w:jc w:val="both"/>
-              <w:rPr>
-                <w:rFonts w:ascii="Trebuchet MS" w:hAnsi="Trebuchet MS"/>
-                <w:sz w:val="18"/>
-              </w:rPr>
-            </w:pPr>
-            <w:r>
-              <w:rPr>
-                <w:rFonts w:ascii="Trebuchet MS" w:hAnsi="Trebuchet MS"/>
-                <w:sz w:val="18"/>
-              </w:rPr>
-              <w:t>Наименование структурного подразделения организации</w:t>
-            </w:r>
-          </w:p>
-          <w:p>
-            <w:pPr>
-              <w:jc w:val="both"/>
-              <w:rPr>
-                <w:rFonts w:ascii="Trebuchet MS" w:hAnsi="Trebuchet MS"/>
-                <w:b/>
+            <w:vAlign w:val="bottom"/>
+          </w:tcPr>
+          <w:p>
+            <w:pPr>
+              <w:jc w:val="center"/>
+              <w:rPr>
                 <w:bCs/>
-                <w:sz w:val="18"/>
-              </w:rPr>
-            </w:pPr>
-            <w:r>
-              <w:rPr>
-                <w:rFonts w:ascii="Trebuchet MS" w:hAnsi="Trebuchet MS"/>
-                <w:b/>
-                <w:bCs/>
+                <w:sz w:val="24"/>
+                <w:szCs w:val="24"/>
+              </w:rPr>
+            </w:pPr>
+            <w:r>
+              <w:rPr>
                 <w:color w:val="000000"/>
-                <w:sz w:val="18"/>
-              </w:rPr>
-              <w:t>Лётная служба</w:t>
-            </w:r>
-            <w:r>
-              <w:rPr>
-                <w:rFonts w:ascii="Trebuchet MS" w:hAnsi="Trebuchet MS"/>
-                <w:b/>
-                <w:color w:val="000000"/>
-                <w:sz w:val="18"/>
-              </w:rPr>
-              <w:t/>
-            </w:r>
-          </w:p>
-        </w:tc>
-        <w:tc>
-          <w:tcPr>
-            <w:tcW w:w="2194" w:type="dxa"/>
-            <w:tcBorders>
-              <w:top w:val="single" w:sz="4" w:space="0" w:color="auto"/>
-              <w:left w:val="single" w:sz="4" w:space="0" w:color="auto"/>
-              <w:bottom w:val="single" w:sz="4" w:space="0" w:color="auto"/>
-            </w:tcBorders>
-            <w:vAlign w:val="center"/>
-          </w:tcPr>
-          <w:p>
-            <w:pPr>
-              <w:rPr>
-                <w:rFonts w:ascii="Trebuchet MS" w:hAnsi="Trebuchet MS"/>
-                <w:sz w:val="18"/>
-              </w:rPr>
-            </w:pPr>
-            <w:r>
-              <w:rPr>
-                <w:rFonts w:ascii="Trebuchet MS" w:hAnsi="Trebuchet MS"/>
-                <w:bCs/>
-                <w:sz w:val="18"/>
-              </w:rPr>
-              <w:t>Семейное положение</w:t>
-            </w:r>
-          </w:p>
-        </w:tc>
-        <w:tc>
-          <w:tcPr>
-            <w:tcW w:w="4584" w:type="dxa"/>
-            <w:gridSpan w:val="2"/>
-            <w:tcBorders>
-              <w:top w:val="single" w:sz="4" w:space="0" w:color="auto"/>
-              <w:bottom w:val="single" w:sz="4" w:space="0" w:color="auto"/>
-              <w:right w:val="single" w:sz="4" w:space="0" w:color="auto"/>
-            </w:tcBorders>
-            <w:vAlign w:val="center"/>
-          </w:tcPr>
-          <w:p>
-            <w:pPr>
-              <w:rPr>
-                <w:rFonts w:ascii="Trebuchet MS" w:hAnsi="Trebuchet MS"/>
-                <w:color w:val="EE0000"/>
-                <w:sz w:val="18"/>
-              </w:rPr>
-            </w:pPr>
-            <w:r>
-              <w:rPr>
-                <w:rFonts w:ascii="Times New Roman" w:hAnsi="Times New Roman" w:eastAsia="Times New Roman"/>
-                <w:b/>
-                <w:bCs/>
-                <w:color w:val="000000"/>
-                <w:sz w:val="18"/>
-              </w:rPr>
-              <w:t>женат</w:t>
+                <w:sz w:val="24"/>
+                <w:szCs w:val="24"/>
+              </w:rPr>
+              <w:t>Пронина Елена Сергеевна, 1971 г.р.</w:t>
             </w:r>
           </w:p>
         </w:tc>
       </w:tr>
       <w:tr>
         <w:trPr>
-          <w:cantSplit/>
           <w:trHeight w:val="20"/>
         </w:trPr>
         <w:tc>
@@ -1331,16 +1366,14 @@
             <w:tcW w:w="2904" w:type="dxa"/>
             <w:vMerge/>
             <w:tcBorders>
-              <w:left w:val="single" w:sz="4" w:space="0" w:color="auto"/>
-              <w:bottom w:val="single" w:sz="4" w:space="0" w:color="auto"/>
-              <w:right w:val="single" w:sz="4" w:space="0" w:color="auto"/>
-            </w:tcBorders>
-          </w:tcPr>
-          <w:p>
-            <w:pPr>
-              <w:rPr>
-                <w:rFonts w:ascii="Trebuchet MS" w:hAnsi="Trebuchet MS"/>
-                <w:sz w:val="18"/>
+              <w:right w:val="single" w:sz="4" w:space="0" w:color="auto"/>
+            </w:tcBorders>
+          </w:tcPr>
+          <w:p>
+            <w:pPr>
+              <w:rPr>
+                <w:sz w:val="24"/>
+                <w:szCs w:val="28"/>
               </w:rPr>
             </w:pPr>
           </w:p>
@@ -1352,7 +1385,7 @@
             <w:tcBorders>
               <w:top w:val="single" w:sz="4" w:space="0" w:color="auto"/>
               <w:left w:val="single" w:sz="4" w:space="0" w:color="auto"/>
-              <w:bottom w:val="single" w:sz="4" w:space="0" w:color="auto"/>
+              <w:bottom w:val="nil"/>
               <w:right w:val="single" w:sz="4" w:space="0" w:color="auto"/>
             </w:tcBorders>
           </w:tcPr>
@@ -1360,32 +1393,57 @@
             <w:pPr>
               <w:jc w:val="center"/>
               <w:rPr>
-                <w:rFonts w:ascii="Trebuchet MS" w:hAnsi="Trebuchet MS"/>
                 <w:bCs/>
-                <w:sz w:val="18"/>
-              </w:rPr>
-            </w:pPr>
-            <w:r>
-              <w:rPr>
-                <w:rFonts w:ascii="Times New Roman" w:hAnsi="Times New Roman" w:eastAsia="Times New Roman"/>
-                <w:color w:val="000000"/>
-                <w:sz w:val="20"/>
-              </w:rPr>
-              <w:t/>
+                <w:sz w:val="24"/>
+                <w:szCs w:val="24"/>
+              </w:rPr>
+            </w:pPr>
+            <w:r>
+              <w:rPr>
+                <w:bCs/>
+                <w:sz w:val="24"/>
+                <w:szCs w:val="24"/>
+              </w:rPr>
+              <w:t xml:space="preserve">(фамилия, </w:t>
+            </w:r>
+            <w:r>
+              <w:rPr>
+                <w:sz w:val="24"/>
+                <w:szCs w:val="24"/>
+              </w:rPr>
+              <w:t>имя, отчество супруги(а),</w:t>
             </w:r>
           </w:p>
         </w:tc>
       </w:tr>
       <w:tr>
         <w:trPr>
-          <w:cantSplit/>
-          <w:trHeight w:val="20"/>
+          <w:trHeight w:val="74"/>
         </w:trPr>
         <w:tc>
           <w:tcPr>
             <w:tcW w:w="2904" w:type="dxa"/>
             <w:vMerge/>
             <w:tcBorders>
+              <w:bottom w:val="single" w:sz="4" w:space="0" w:color="auto"/>
+              <w:right w:val="single" w:sz="4" w:space="0" w:color="auto"/>
+            </w:tcBorders>
+          </w:tcPr>
+          <w:p>
+            <w:pPr>
+              <w:rPr>
+                <w:sz w:val="24"/>
+                <w:szCs w:val="28"/>
+              </w:rPr>
+            </w:pPr>
+          </w:p>
+        </w:tc>
+        <w:tc>
+          <w:tcPr>
+            <w:tcW w:w="6778" w:type="dxa"/>
+            <w:gridSpan w:val="3"/>
+            <w:tcBorders>
+              <w:top w:val="nil"/>
               <w:left w:val="single" w:sz="4" w:space="0" w:color="auto"/>
               <w:bottom w:val="single" w:sz="4" w:space="0" w:color="auto"/>
               <w:right w:val="single" w:sz="4" w:space="0" w:color="auto"/>
@@ -1393,74 +1451,54 @@
           </w:tcPr>
           <w:p>
             <w:pPr>
-              <w:rPr>
-                <w:rFonts w:ascii="Trebuchet MS" w:hAnsi="Trebuchet MS"/>
-                <w:sz w:val="18"/>
-              </w:rPr>
-            </w:pPr>
-          </w:p>
-        </w:tc>
-        <w:tc>
-          <w:tcPr>
-            <w:tcW w:w="6778" w:type="dxa"/>
-            <w:gridSpan w:val="3"/>
-            <w:tcBorders>
-              <w:top w:val="single" w:sz="4" w:space="0" w:color="auto"/>
-              <w:left w:val="single" w:sz="4" w:space="0" w:color="auto"/>
-              <w:right w:val="single" w:sz="4" w:space="0" w:color="auto"/>
-            </w:tcBorders>
-          </w:tcPr>
-          <w:p>
-            <w:pPr>
               <w:jc w:val="center"/>
               <w:rPr>
-                <w:rFonts w:ascii="Trebuchet MS" w:hAnsi="Trebuchet MS"/>
                 <w:bCs/>
-                <w:sz w:val="18"/>
-              </w:rPr>
-            </w:pPr>
-            <w:r>
-              <w:rPr>
-                <w:rFonts w:ascii="Trebuchet MS" w:hAnsi="Trebuchet MS"/>
-                <w:bCs/>
-                <w:sz w:val="14"/>
-                <w:szCs w:val="14"/>
-              </w:rPr>
-              <w:t xml:space="preserve">(фамилия, </w:t>
-            </w:r>
-            <w:r>
-              <w:rPr>
-                <w:rFonts w:ascii="Trebuchet MS" w:hAnsi="Trebuchet MS"/>
-                <w:sz w:val="14"/>
-                <w:szCs w:val="14"/>
-              </w:rPr>
-              <w:t>имя, отчество супруги(а),</w:t>
+                <w:sz w:val="24"/>
+                <w:szCs w:val="24"/>
+              </w:rPr>
+            </w:pPr>
+            <w:r>
+              <w:rPr>
+                <w:color w:val="000000"/>
+                <w:sz w:val="24"/>
+                <w:szCs w:val="24"/>
+              </w:rPr>
+              <w:t/>
             </w:r>
           </w:p>
         </w:tc>
       </w:tr>
       <w:tr>
         <w:trPr>
-          <w:cantSplit/>
           <w:trHeight w:val="20"/>
         </w:trPr>
         <w:tc>
           <w:tcPr>
             <w:tcW w:w="2904" w:type="dxa"/>
-            <w:vMerge/>
-            <w:tcBorders>
+            <w:vMerge w:val="restart"/>
+            <w:tcBorders>
+              <w:top w:val="single" w:sz="4" w:space="0" w:color="auto"/>
               <w:left w:val="single" w:sz="4" w:space="0" w:color="auto"/>
-              <w:bottom w:val="single" w:sz="4" w:space="0" w:color="auto"/>
-              <w:right w:val="single" w:sz="4" w:space="0" w:color="auto"/>
-            </w:tcBorders>
-          </w:tcPr>
-          <w:p>
-            <w:pPr>
-              <w:rPr>
-                <w:rFonts w:ascii="Trebuchet MS" w:hAnsi="Trebuchet MS"/>
-                <w:sz w:val="18"/>
-              </w:rPr>
-            </w:pPr>
+              <w:bottom w:val="nil"/>
+              <w:right w:val="single" w:sz="4" w:space="0" w:color="auto"/>
+            </w:tcBorders>
+          </w:tcPr>
+          <w:p>
+            <w:pPr>
+              <w:jc w:val="center"/>
+              <w:rPr>
+                <w:sz w:val="24"/>
+                <w:szCs w:val="28"/>
+              </w:rPr>
+            </w:pPr>
+            <w:r>
+              <w:rPr>
+                <w:sz w:val="24"/>
+                <w:szCs w:val="28"/>
+              </w:rPr>
+              <w:t>Отметка (мастичный штамп) военного комиссариата муниципального образования (муниципальных образований) (органа местного самоуправления, осуществляющего первичный воинский учет) о получении листка сообщения от гражданина</w:t>
+            </w:r>
           </w:p>
         </w:tc>
         <w:tc>
@@ -1468,41 +1506,60 @@
             <w:tcW w:w="6778" w:type="dxa"/>
             <w:gridSpan w:val="3"/>
             <w:tcBorders>
+              <w:top w:val="single" w:sz="4" w:space="0" w:color="auto"/>
               <w:left w:val="single" w:sz="4" w:space="0" w:color="auto"/>
-              <w:bottom w:val="single" w:sz="4" w:space="0" w:color="auto"/>
-              <w:right w:val="single" w:sz="4" w:space="0" w:color="auto"/>
-            </w:tcBorders>
-          </w:tcPr>
-          <w:p>
-            <w:pPr>
-              <w:rPr>
-                <w:rFonts w:ascii="Trebuchet MS" w:hAnsi="Trebuchet MS"/>
-                <w:bCs/>
-                <w:sz w:val="18"/>
-              </w:rPr>
-            </w:pPr>
-            <w:r>
-              <w:rPr>
-                <w:rFonts w:ascii="Times New Roman" w:hAnsi="Times New Roman" w:eastAsia="Times New Roman"/>
-                <w:color w:val="000000"/>
-                <w:sz w:val="20"/>
-              </w:rPr>
-              <w:t/>
+              <w:bottom w:val="nil"/>
+              <w:right w:val="single" w:sz="4" w:space="0" w:color="auto"/>
+            </w:tcBorders>
+          </w:tcPr>
+          <w:p>
+            <w:pPr>
+              <w:jc w:val="center"/>
+              <w:rPr>
+                <w:sz w:val="24"/>
+                <w:szCs w:val="24"/>
+              </w:rPr>
+            </w:pPr>
+            <w:r>
+              <w:rPr>
+                <w:sz w:val="24"/>
+                <w:szCs w:val="24"/>
+              </w:rPr>
+              <w:t>год рождения детей и их место жительства,</w:t>
             </w:r>
           </w:p>
         </w:tc>
       </w:tr>
       <w:tr>
         <w:trPr>
-          <w:cantSplit/>
           <w:trHeight w:val="20"/>
         </w:trPr>
         <w:tc>
           <w:tcPr>
             <w:tcW w:w="2904" w:type="dxa"/>
-            <w:vMerge w:val="restart"/>
-            <w:tcBorders>
-              <w:top w:val="single" w:sz="4" w:space="0" w:color="auto"/>
+            <w:vMerge/>
+            <w:tcBorders>
+              <w:top w:val="nil"/>
+              <w:left w:val="single" w:sz="4" w:space="0" w:color="auto"/>
+              <w:bottom w:val="nil"/>
+              <w:right w:val="single" w:sz="4" w:space="0" w:color="auto"/>
+            </w:tcBorders>
+          </w:tcPr>
+          <w:p>
+            <w:pPr>
+              <w:rPr>
+                <w:sz w:val="24"/>
+                <w:szCs w:val="28"/>
+              </w:rPr>
+            </w:pPr>
+          </w:p>
+        </w:tc>
+        <w:tc>
+          <w:tcPr>
+            <w:tcW w:w="6778" w:type="dxa"/>
+            <w:gridSpan w:val="3"/>
+            <w:tcBorders>
+              <w:top w:val="nil"/>
               <w:left w:val="single" w:sz="4" w:space="0" w:color="auto"/>
               <w:bottom w:val="single" w:sz="4" w:space="0" w:color="auto"/>
               <w:right w:val="single" w:sz="4" w:space="0" w:color="auto"/>
@@ -1512,52 +1569,23 @@
             <w:pPr>
               <w:jc w:val="center"/>
               <w:rPr>
-                <w:rFonts w:ascii="Trebuchet MS" w:hAnsi="Trebuchet MS"/>
-                <w:sz w:val="18"/>
-              </w:rPr>
-            </w:pPr>
-            <w:r>
-              <w:rPr>
-                <w:rFonts w:ascii="Trebuchet MS" w:hAnsi="Trebuchet MS"/>
-                <w:sz w:val="18"/>
-              </w:rPr>
-              <w:t>Отметка (мастичный штамп) военного комиссариата муниципального образования (муниципальных образований) (органа местного самоуправления, осуществляющего первичный воинский учет) о получении листка сообщения от гражданина</w:t>
-            </w:r>
-          </w:p>
-        </w:tc>
-        <w:tc>
-          <w:tcPr>
-            <w:tcW w:w="6778" w:type="dxa"/>
-            <w:gridSpan w:val="3"/>
-            <w:tcBorders>
-              <w:top w:val="single" w:sz="4" w:space="0" w:color="auto"/>
-              <w:left w:val="single" w:sz="4" w:space="0" w:color="auto"/>
-              <w:right w:val="single" w:sz="4" w:space="0" w:color="auto"/>
-            </w:tcBorders>
-          </w:tcPr>
-          <w:p>
-            <w:pPr>
-              <w:jc w:val="center"/>
-              <w:rPr>
-                <w:rFonts w:ascii="Trebuchet MS" w:hAnsi="Trebuchet MS"/>
-                <w:sz w:val="14"/>
-                <w:szCs w:val="14"/>
-              </w:rPr>
-            </w:pPr>
-            <w:r>
-              <w:rPr>
-                <w:rFonts w:ascii="Trebuchet MS" w:hAnsi="Trebuchet MS"/>
-                <w:sz w:val="14"/>
-                <w:szCs w:val="14"/>
-              </w:rPr>
-              <w:t>год рождения детей и их место жительства,</w:t>
+                <w:sz w:val="24"/>
+                <w:szCs w:val="24"/>
+              </w:rPr>
+            </w:pPr>
+            <w:r>
+              <w:rPr>
+                <w:color w:val="000000"/>
+                <w:sz w:val="24"/>
+                <w:szCs w:val="24"/>
+              </w:rPr>
+              <w:t/>
             </w:r>
           </w:p>
         </w:tc>
       </w:tr>
       <w:tr>
         <w:trPr>
-          <w:cantSplit/>
           <w:trHeight w:val="20"/>
         </w:trPr>
         <w:tc>
@@ -1565,16 +1593,17 @@
             <w:tcW w:w="2904" w:type="dxa"/>
             <w:vMerge/>
             <w:tcBorders>
+              <w:top w:val="nil"/>
               <w:left w:val="single" w:sz="4" w:space="0" w:color="auto"/>
-              <w:bottom w:val="single" w:sz="4" w:space="0" w:color="auto"/>
-              <w:right w:val="single" w:sz="4" w:space="0" w:color="auto"/>
-            </w:tcBorders>
-          </w:tcPr>
-          <w:p>
-            <w:pPr>
-              <w:rPr>
-                <w:rFonts w:ascii="Trebuchet MS" w:hAnsi="Trebuchet MS"/>
-                <w:sz w:val="18"/>
+              <w:bottom w:val="nil"/>
+              <w:right w:val="single" w:sz="4" w:space="0" w:color="auto"/>
+            </w:tcBorders>
+          </w:tcPr>
+          <w:p>
+            <w:pPr>
+              <w:rPr>
+                <w:sz w:val="24"/>
+                <w:szCs w:val="28"/>
               </w:rPr>
             </w:pPr>
           </w:p>
@@ -1584,8 +1613,9 @@
             <w:tcW w:w="6778" w:type="dxa"/>
             <w:gridSpan w:val="3"/>
             <w:tcBorders>
+              <w:top w:val="single" w:sz="4" w:space="0" w:color="auto"/>
               <w:left w:val="single" w:sz="4" w:space="0" w:color="auto"/>
-              <w:bottom w:val="single" w:sz="4" w:space="0" w:color="auto"/>
+              <w:bottom w:val="nil"/>
               <w:right w:val="single" w:sz="4" w:space="0" w:color="auto"/>
             </w:tcBorders>
           </w:tcPr>
@@ -1593,25 +1623,22 @@
             <w:pPr>
               <w:jc w:val="center"/>
               <w:rPr>
-                <w:rFonts w:ascii="Trebuchet MS" w:hAnsi="Trebuchet MS"/>
-                <w:sz w:val="14"/>
-                <w:szCs w:val="14"/>
-              </w:rPr>
-            </w:pPr>
-            <w:r>
-              <w:rPr>
-                <w:rFonts w:ascii="Times New Roman" w:hAnsi="Times New Roman" w:eastAsia="Times New Roman"/>
-                <w:color w:val="000000"/>
-                <w:sz w:val="20"/>
-              </w:rPr>
-              <w:t/>
+                <w:sz w:val="24"/>
+                <w:szCs w:val="24"/>
+              </w:rPr>
+            </w:pPr>
+            <w:r>
+              <w:rPr>
+                <w:sz w:val="24"/>
+                <w:szCs w:val="24"/>
+              </w:rPr>
+              <w:t>для граждан, не состоящих в браке, - фамилия, имя, отчество матери</w:t>
             </w:r>
           </w:p>
         </w:tc>
       </w:tr>
       <w:tr>
         <w:trPr>
-          <w:cantSplit/>
           <w:trHeight w:val="20"/>
         </w:trPr>
         <w:tc>
@@ -1619,6 +1646,27 @@
             <w:tcW w:w="2904" w:type="dxa"/>
             <w:vMerge/>
             <w:tcBorders>
+              <w:top w:val="nil"/>
+              <w:left w:val="single" w:sz="4" w:space="0" w:color="auto"/>
+              <w:bottom w:val="nil"/>
+              <w:right w:val="single" w:sz="4" w:space="0" w:color="auto"/>
+            </w:tcBorders>
+          </w:tcPr>
+          <w:p>
+            <w:pPr>
+              <w:rPr>
+                <w:sz w:val="24"/>
+                <w:szCs w:val="28"/>
+              </w:rPr>
+            </w:pPr>
+          </w:p>
+        </w:tc>
+        <w:tc>
+          <w:tcPr>
+            <w:tcW w:w="6778" w:type="dxa"/>
+            <w:gridSpan w:val="3"/>
+            <w:tcBorders>
+              <w:top w:val="nil"/>
               <w:left w:val="single" w:sz="4" w:space="0" w:color="auto"/>
               <w:bottom w:val="single" w:sz="4" w:space="0" w:color="auto"/>
               <w:right w:val="single" w:sz="4" w:space="0" w:color="auto"/>
@@ -1626,63 +1674,43 @@
           </w:tcPr>
           <w:p>
             <w:pPr>
-              <w:rPr>
-                <w:rFonts w:ascii="Trebuchet MS" w:hAnsi="Trebuchet MS"/>
-                <w:sz w:val="18"/>
-              </w:rPr>
-            </w:pPr>
-          </w:p>
-        </w:tc>
-        <w:tc>
-          <w:tcPr>
-            <w:tcW w:w="6778" w:type="dxa"/>
-            <w:gridSpan w:val="3"/>
-            <w:tcBorders>
-              <w:top w:val="single" w:sz="4" w:space="0" w:color="auto"/>
-              <w:left w:val="single" w:sz="4" w:space="0" w:color="auto"/>
-              <w:right w:val="single" w:sz="4" w:space="0" w:color="auto"/>
-            </w:tcBorders>
-          </w:tcPr>
-          <w:p>
-            <w:pPr>
               <w:jc w:val="center"/>
               <w:rPr>
-                <w:rFonts w:ascii="Trebuchet MS" w:hAnsi="Trebuchet MS"/>
-                <w:sz w:val="14"/>
-                <w:szCs w:val="14"/>
-              </w:rPr>
-            </w:pPr>
-            <w:r>
-              <w:rPr>
-                <w:rFonts w:ascii="Trebuchet MS" w:hAnsi="Trebuchet MS"/>
-                <w:sz w:val="14"/>
-                <w:szCs w:val="14"/>
-              </w:rPr>
-              <w:t>для граждан, не состоящих в браке, - фамилия, имя, отчество матери</w:t>
+                <w:sz w:val="24"/>
+                <w:szCs w:val="24"/>
+              </w:rPr>
+            </w:pPr>
+            <w:r>
+              <w:rPr>
+                <w:color w:val="000000"/>
+                <w:sz w:val="24"/>
+                <w:szCs w:val="24"/>
+              </w:rPr>
+              <w:t/>
             </w:r>
           </w:p>
         </w:tc>
       </w:tr>
       <w:tr>
         <w:trPr>
-          <w:cantSplit/>
-          <w:trHeight w:val="20"/>
+          <w:trHeight w:val="782"/>
         </w:trPr>
         <w:tc>
           <w:tcPr>
             <w:tcW w:w="2904" w:type="dxa"/>
             <w:vMerge/>
             <w:tcBorders>
+              <w:top w:val="nil"/>
               <w:left w:val="single" w:sz="4" w:space="0" w:color="auto"/>
-              <w:bottom w:val="single" w:sz="4" w:space="0" w:color="auto"/>
-              <w:right w:val="single" w:sz="4" w:space="0" w:color="auto"/>
-            </w:tcBorders>
-          </w:tcPr>
-          <w:p>
-            <w:pPr>
-              <w:rPr>
-                <w:rFonts w:ascii="Trebuchet MS" w:hAnsi="Trebuchet MS"/>
-                <w:sz w:val="18"/>
+              <w:bottom w:val="nil"/>
+              <w:right w:val="single" w:sz="4" w:space="0" w:color="auto"/>
+            </w:tcBorders>
+          </w:tcPr>
+          <w:p>
+            <w:pPr>
+              <w:rPr>
+                <w:sz w:val="24"/>
+                <w:szCs w:val="28"/>
               </w:rPr>
             </w:pPr>
           </w:p>
@@ -1692,8 +1720,9 @@
             <w:tcW w:w="6778" w:type="dxa"/>
             <w:gridSpan w:val="3"/>
             <w:tcBorders>
+              <w:top w:val="single" w:sz="4" w:space="0" w:color="auto"/>
               <w:left w:val="single" w:sz="4" w:space="0" w:color="auto"/>
-              <w:bottom w:val="single" w:sz="4" w:space="0" w:color="auto"/>
+              <w:bottom w:val="nil"/>
               <w:right w:val="single" w:sz="4" w:space="0" w:color="auto"/>
             </w:tcBorders>
           </w:tcPr>
@@ -1701,392 +1730,323 @@
             <w:pPr>
               <w:jc w:val="center"/>
               <w:rPr>
-                <w:rFonts w:ascii="Trebuchet MS" w:hAnsi="Trebuchet MS"/>
-                <w:sz w:val="14"/>
-                <w:szCs w:val="14"/>
-              </w:rPr>
-            </w:pPr>
-            <w:r>
-              <w:rPr>
-                <w:rFonts w:ascii="Times New Roman" w:hAnsi="Times New Roman" w:eastAsia="Times New Roman"/>
-                <w:color w:val="000000"/>
-                <w:sz w:val="20"/>
-              </w:rPr>
-              <w:t/>
+                <w:sz w:val="24"/>
+                <w:szCs w:val="24"/>
+              </w:rPr>
+            </w:pPr>
+            <w:r>
+              <w:rPr>
+                <w:sz w:val="24"/>
+                <w:szCs w:val="24"/>
+              </w:rPr>
+              <w:t>(отца) или ближайших родственников и адрес их места жительства)</w:t>
             </w:r>
           </w:p>
         </w:tc>
       </w:tr>
       <w:tr>
         <w:trPr>
-          <w:cantSplit/>
-          <w:trHeight w:val="678"/>
+          <w:trHeight w:val="1357"/>
         </w:trPr>
         <w:tc>
           <w:tcPr>
             <w:tcW w:w="2904" w:type="dxa"/>
             <w:vMerge/>
             <w:tcBorders>
+              <w:top w:val="nil"/>
               <w:left w:val="single" w:sz="4" w:space="0" w:color="auto"/>
-              <w:bottom w:val="single" w:sz="4" w:space="0" w:color="auto"/>
-              <w:right w:val="single" w:sz="4" w:space="0" w:color="auto"/>
-            </w:tcBorders>
-          </w:tcPr>
-          <w:p>
-            <w:pPr>
-              <w:rPr>
-                <w:rFonts w:ascii="Trebuchet MS" w:hAnsi="Trebuchet MS"/>
-                <w:sz w:val="18"/>
-              </w:rPr>
-            </w:pPr>
-          </w:p>
-        </w:tc>
-        <w:tc>
-          <w:tcPr>
-            <w:tcW w:w="6778" w:type="dxa"/>
-            <w:gridSpan w:val="3"/>
-            <w:tcBorders>
-              <w:top w:val="single" w:sz="4" w:space="0" w:color="auto"/>
+              <w:bottom w:val="nil"/>
+              <w:right w:val="single" w:sz="4" w:space="0" w:color="auto"/>
+            </w:tcBorders>
+          </w:tcPr>
+          <w:p>
+            <w:pPr>
+              <w:rPr>
+                <w:sz w:val="24"/>
+                <w:szCs w:val="28"/>
+              </w:rPr>
+            </w:pPr>
+          </w:p>
+        </w:tc>
+        <w:tc>
+          <w:tcPr>
+            <w:tcW w:w="2478" w:type="dxa"/>
+            <w:tcBorders>
+              <w:top w:val="nil"/>
               <w:left w:val="single" w:sz="4" w:space="0" w:color="auto"/>
-              <w:right w:val="single" w:sz="4" w:space="0" w:color="auto"/>
+              <w:bottom w:val="nil"/>
+              <w:right w:val="nil"/>
             </w:tcBorders>
           </w:tcPr>
           <w:p>
             <w:pPr>
               <w:jc w:val="center"/>
               <w:rPr>
-                <w:rFonts w:ascii="Trebuchet MS" w:hAnsi="Trebuchet MS"/>
-                <w:sz w:val="14"/>
-                <w:szCs w:val="14"/>
-              </w:rPr>
-            </w:pPr>
-            <w:r>
-              <w:rPr>
-                <w:rFonts w:ascii="Trebuchet MS" w:hAnsi="Trebuchet MS"/>
-                <w:sz w:val="14"/>
-                <w:szCs w:val="14"/>
-              </w:rPr>
-              <w:t>(отца) или ближайших родственников и адрес их места жительства)</w:t>
+                <w:sz w:val="24"/>
+                <w:szCs w:val="24"/>
+              </w:rPr>
+            </w:pPr>
+            <w:r>
+              <w:rPr>
+                <w:sz w:val="24"/>
+                <w:szCs w:val="24"/>
+              </w:rPr>
+              <w:t>Место жительства (место пребывания)</w:t>
+            </w:r>
+          </w:p>
+        </w:tc>
+        <w:tc>
+          <w:tcPr>
+            <w:tcW w:w="4300" w:type="dxa"/>
+            <w:gridSpan w:val="2"/>
+            <w:tcBorders>
+              <w:top w:val="nil"/>
+              <w:left w:val="nil"/>
+              <w:bottom w:val="nil"/>
+              <w:right w:val="single" w:sz="4" w:space="0" w:color="auto"/>
+            </w:tcBorders>
+          </w:tcPr>
+          <w:p>
+            <w:pPr>
+              <w:rPr>
+                <w:color w:val="EE0000"/>
+                <w:sz w:val="24"/>
+                <w:szCs w:val="24"/>
+              </w:rPr>
+            </w:pPr>
+            <w:r>
+              <w:rPr>
+                <w:b/>
+                <w:color w:val="000000"/>
+                <w:sz w:val="24"/>
+                <w:szCs w:val="24"/>
+                <w:u w:val="single"/>
+              </w:rPr>
+              <w:t>г. Сочи, ул. Бамбуковая, д. 42, кв. 47</w:t>
             </w:r>
           </w:p>
         </w:tc>
       </w:tr>
       <w:tr>
         <w:trPr>
-          <w:cantSplit/>
-          <w:trHeight w:val="20"/>
+          <w:trHeight w:val="1260"/>
         </w:trPr>
         <w:tc>
           <w:tcPr>
             <w:tcW w:w="2904" w:type="dxa"/>
             <w:vMerge/>
             <w:tcBorders>
+              <w:top w:val="nil"/>
               <w:left w:val="single" w:sz="4" w:space="0" w:color="auto"/>
-              <w:bottom w:val="single" w:sz="4" w:space="0" w:color="auto"/>
-              <w:right w:val="single" w:sz="4" w:space="0" w:color="auto"/>
-            </w:tcBorders>
-          </w:tcPr>
-          <w:p>
-            <w:pPr>
-              <w:rPr>
-                <w:rFonts w:ascii="Trebuchet MS" w:hAnsi="Trebuchet MS"/>
-                <w:sz w:val="18"/>
-              </w:rPr>
-            </w:pPr>
-          </w:p>
-        </w:tc>
-        <w:tc>
-          <w:tcPr>
-            <w:tcW w:w="2194" w:type="dxa"/>
-            <w:tcBorders>
+              <w:bottom w:val="nil"/>
+              <w:right w:val="single" w:sz="4" w:space="0" w:color="auto"/>
+            </w:tcBorders>
+          </w:tcPr>
+          <w:p>
+            <w:pPr>
+              <w:rPr>
+                <w:sz w:val="24"/>
+                <w:szCs w:val="28"/>
+              </w:rPr>
+            </w:pPr>
+          </w:p>
+        </w:tc>
+        <w:tc>
+          <w:tcPr>
+            <w:tcW w:w="6778" w:type="dxa"/>
+            <w:gridSpan w:val="3"/>
+            <w:tcBorders>
+              <w:top w:val="nil"/>
               <w:left w:val="single" w:sz="4" w:space="0" w:color="auto"/>
-            </w:tcBorders>
-          </w:tcPr>
-          <w:p>
-            <w:pPr>
-              <w:jc w:val="center"/>
-              <w:rPr>
-                <w:rFonts w:ascii="Trebuchet MS" w:hAnsi="Trebuchet MS"/>
-                <w:sz w:val="18"/>
-              </w:rPr>
-            </w:pPr>
-            <w:r>
-              <w:rPr>
-                <w:rFonts w:ascii="Trebuchet MS" w:hAnsi="Trebuchet MS"/>
-                <w:sz w:val="18"/>
-              </w:rPr>
-              <w:t>Место жительства (место пребывания)</w:t>
-            </w:r>
-          </w:p>
-        </w:tc>
-        <w:tc>
-          <w:tcPr>
-            <w:tcW w:w="4584" w:type="dxa"/>
-            <w:gridSpan w:val="2"/>
-            <w:tcBorders>
-              <w:right w:val="single" w:sz="4" w:space="0" w:color="auto"/>
-            </w:tcBorders>
-            <w:vAlign w:val="center"/>
-          </w:tcPr>
-          <w:p>
-            <w:pPr>
-              <w:rPr>
-                <w:rFonts w:ascii="Trebuchet MS" w:hAnsi="Trebuchet MS"/>
-                <w:color w:val="EE0000"/>
-                <w:sz w:val="18"/>
-              </w:rPr>
-            </w:pPr>
-            <w:r>
-              <w:rPr>
-                <w:rFonts w:ascii="Trebuchet MS" w:hAnsi="Trebuchet MS"/>
-                <w:b/>
-                <w:color w:val="000000"/>
-                <w:sz w:val="18"/>
-                <w:u w:val="single"/>
-              </w:rPr>
-              <w:t>г. Сочи, ул. Бамбуковая, д. 42, кв. 47</w:t>
+              <w:bottom w:val="nil"/>
+              <w:right w:val="single" w:sz="4" w:space="0" w:color="auto"/>
+            </w:tcBorders>
+            <w:vAlign w:val="bottom"/>
+          </w:tcPr>
+          <w:p>
+            <w:pPr>
+              <w:rPr>
+                <w:sz w:val="24"/>
+                <w:szCs w:val="24"/>
+              </w:rPr>
+            </w:pPr>
+            <w:r>
+              <w:rPr>
+                <w:sz w:val="24"/>
+                <w:szCs w:val="24"/>
+              </w:rPr>
+              <w:t xml:space="preserve">Данные сверил ответственный за ВУР: </w:t>
             </w:r>
           </w:p>
         </w:tc>
       </w:tr>
       <w:tr>
         <w:trPr>
-          <w:cantSplit/>
-          <w:trHeight w:val="20"/>
+          <w:trHeight w:val="724"/>
         </w:trPr>
         <w:tc>
           <w:tcPr>
             <w:tcW w:w="2904" w:type="dxa"/>
-            <w:vMerge/>
-            <w:tcBorders>
-              <w:left w:val="single" w:sz="4" w:space="0" w:color="auto"/>
-              <w:bottom w:val="single" w:sz="4" w:space="0" w:color="auto"/>
-              <w:right w:val="single" w:sz="4" w:space="0" w:color="auto"/>
-            </w:tcBorders>
-          </w:tcPr>
-          <w:p>
-            <w:pPr>
-              <w:rPr>
-                <w:rFonts w:ascii="Trebuchet MS" w:hAnsi="Trebuchet MS"/>
-                <w:sz w:val="18"/>
-              </w:rPr>
-            </w:pPr>
-          </w:p>
-        </w:tc>
-        <w:tc>
-          <w:tcPr>
-            <w:tcW w:w="6778" w:type="dxa"/>
-            <w:gridSpan w:val="3"/>
-            <w:tcBorders>
-              <w:left w:val="single" w:sz="4" w:space="0" w:color="auto"/>
-              <w:right w:val="single" w:sz="4" w:space="0" w:color="auto"/>
-            </w:tcBorders>
-          </w:tcPr>
-          <w:p>
-            <w:pPr>
-              <w:rPr>
-                <w:rFonts w:ascii="Trebuchet MS" w:hAnsi="Trebuchet MS"/>
-                <w:sz w:val="18"/>
-              </w:rPr>
-            </w:pPr>
-            <w:r>
-              <w:rPr>
-                <w:rFonts w:ascii="Trebuchet MS" w:hAnsi="Trebuchet MS"/>
-                <w:sz w:val="18"/>
-              </w:rPr>
-              <w:t xml:space="preserve">Данные сверил ответственный за ВУР: </w:t>
+            <w:vMerge w:val="restart"/>
+            <w:tcBorders>
+              <w:top w:val="nil"/>
+            </w:tcBorders>
+            <w:vAlign w:val="bottom"/>
+          </w:tcPr>
+          <w:p>
+            <w:pPr>
+              <w:jc w:val="center"/>
+              <w:rPr>
+                <w:sz w:val="24"/>
+                <w:szCs w:val="28"/>
+              </w:rPr>
+            </w:pPr>
+            <w:r>
+              <w:rPr>
+                <w:sz w:val="24"/>
+                <w:szCs w:val="28"/>
+              </w:rPr>
+              <w:t>_________________</w:t>
+            </w:r>
+          </w:p>
+          <w:p>
+            <w:pPr>
+              <w:jc w:val="center"/>
+              <w:rPr>
+                <w:sz w:val="20"/>
+              </w:rPr>
+            </w:pPr>
+            <w:r>
+              <w:rPr>
+                <w:sz w:val="20"/>
+              </w:rPr>
+              <w:t>(подпись)</w:t>
+            </w:r>
+          </w:p>
+          <w:p>
+            <w:pPr>
+              <w:jc w:val="center"/>
+              <w:rPr>
+                <w:sz w:val="24"/>
+                <w:szCs w:val="28"/>
+              </w:rPr>
+            </w:pPr>
+          </w:p>
+          <w:p>
+            <w:pPr>
+              <w:jc w:val="center"/>
+              <w:rPr>
+                <w:sz w:val="24"/>
+                <w:szCs w:val="28"/>
+              </w:rPr>
+            </w:pPr>
+            <w:r>
+              <w:rPr>
+                <w:sz w:val="24"/>
+                <w:szCs w:val="28"/>
+              </w:rPr>
+              <w:t>"__" _______ 20___ г.</w:t>
+            </w:r>
+          </w:p>
+        </w:tc>
+        <w:tc>
+          <w:tcPr>
+            <w:tcW w:w="2494" w:type="dxa"/>
+            <w:gridSpan w:val="2"/>
+            <w:tcBorders>
+              <w:top w:val="nil"/>
+            </w:tcBorders>
+            <w:vAlign w:val="bottom"/>
+          </w:tcPr>
+          <w:p>
+            <w:pPr>
+              <w:jc w:val="center"/>
+              <w:rPr>
+                <w:sz w:val="24"/>
+                <w:szCs w:val="28"/>
+              </w:rPr>
+            </w:pPr>
+            <w:r>
+              <w:rPr>
+                <w:sz w:val="24"/>
+                <w:szCs w:val="28"/>
+              </w:rPr>
+              <w:t>__________________</w:t>
+            </w:r>
+          </w:p>
+          <w:p>
+            <w:pPr>
+              <w:jc w:val="center"/>
+              <w:rPr>
+                <w:sz w:val="24"/>
+                <w:szCs w:val="28"/>
+              </w:rPr>
+            </w:pPr>
+            <w:r>
+              <w:rPr>
+                <w:sz w:val="20"/>
+              </w:rPr>
+              <w:t>(подпись)</w:t>
+            </w:r>
+          </w:p>
+        </w:tc>
+        <w:tc>
+          <w:tcPr>
+            <w:tcW w:w="4284" w:type="dxa"/>
+            <w:tcBorders>
+              <w:top w:val="nil"/>
+            </w:tcBorders>
+            <w:vAlign w:val="bottom"/>
+          </w:tcPr>
+          <w:p>
+            <w:pPr>
+              <w:jc w:val="center"/>
+              <w:rPr>
+                <w:sz w:val="24"/>
+                <w:szCs w:val="28"/>
+              </w:rPr>
+            </w:pPr>
+            <w:r>
+              <w:rPr>
+                <w:sz w:val="24"/>
+                <w:szCs w:val="28"/>
+              </w:rPr>
+              <w:t>________________________________</w:t>
+            </w:r>
+          </w:p>
+          <w:p>
+            <w:pPr>
+              <w:jc w:val="center"/>
+              <w:rPr>
+                <w:sz w:val="24"/>
+                <w:szCs w:val="28"/>
+              </w:rPr>
+            </w:pPr>
+            <w:r>
+              <w:rPr>
+                <w:sz w:val="20"/>
+              </w:rPr>
+              <w:t>(инициал имени, фамилия)</w:t>
             </w:r>
           </w:p>
         </w:tc>
       </w:tr>
       <w:tr>
         <w:trPr>
-          <w:cantSplit/>
-          <w:trHeight w:val="20"/>
-        </w:trPr>
-        <w:tc>
-          <w:tcPr>
-            <w:tcW w:w="2904" w:type="dxa"/>
-            <w:vMerge w:val="restart"/>
-            <w:tcBorders>
-              <w:left w:val="single" w:sz="4" w:space="0" w:color="auto"/>
-              <w:bottom w:val="single" w:sz="4" w:space="0" w:color="auto"/>
-              <w:right w:val="single" w:sz="4" w:space="0" w:color="auto"/>
-            </w:tcBorders>
-          </w:tcPr>
-          <w:p>
-            <w:pPr>
-              <w:jc w:val="center"/>
-              <w:rPr>
-                <w:rFonts w:ascii="Trebuchet MS" w:hAnsi="Trebuchet MS"/>
-                <w:sz w:val="18"/>
-              </w:rPr>
-            </w:pPr>
-            <w:r>
-              <w:rPr>
-                <w:rFonts w:ascii="Trebuchet MS" w:hAnsi="Trebuchet MS"/>
-                <w:sz w:val="18"/>
-              </w:rPr>
-              <w:t>_________________</w:t>
-            </w:r>
-          </w:p>
-          <w:p>
-            <w:pPr>
-              <w:jc w:val="center"/>
-              <w:rPr>
-                <w:rFonts w:ascii="Trebuchet MS" w:hAnsi="Trebuchet MS"/>
-                <w:sz w:val="14"/>
-                <w:szCs w:val="14"/>
-              </w:rPr>
-            </w:pPr>
-            <w:r>
-              <w:rPr>
-                <w:rFonts w:ascii="Trebuchet MS" w:hAnsi="Trebuchet MS"/>
-                <w:sz w:val="14"/>
-                <w:szCs w:val="14"/>
-              </w:rPr>
-              <w:t>(подпись</w:t>
-            </w:r>
-            <w:r>
-              <w:rPr>
-                <w:rFonts w:ascii="Trebuchet MS" w:hAnsi="Trebuchet MS"/>
-                <w:sz w:val="14"/>
-                <w:szCs w:val="14"/>
-              </w:rPr>
-              <w:t>)</w:t>
-            </w:r>
-          </w:p>
-          <w:p>
-            <w:pPr>
-              <w:jc w:val="center"/>
-              <w:rPr>
-                <w:rFonts w:ascii="Trebuchet MS" w:hAnsi="Trebuchet MS"/>
-                <w:sz w:val="18"/>
-              </w:rPr>
-            </w:pPr>
-          </w:p>
-          <w:p>
-            <w:pPr>
-              <w:jc w:val="center"/>
-              <w:rPr>
-                <w:rFonts w:ascii="Trebuchet MS" w:hAnsi="Trebuchet MS"/>
-                <w:sz w:val="18"/>
-              </w:rPr>
-            </w:pPr>
-            <w:r>
-              <w:rPr>
-                <w:rFonts w:ascii="Trebuchet MS" w:hAnsi="Trebuchet MS"/>
-                <w:sz w:val="18"/>
-              </w:rPr>
-              <w:t>"__" _______ 20___ г.</w:t>
-            </w:r>
-          </w:p>
-        </w:tc>
-        <w:tc>
-          <w:tcPr>
-            <w:tcW w:w="2494" w:type="dxa"/>
-            <w:gridSpan w:val="2"/>
-            <w:tcBorders>
-              <w:left w:val="single" w:sz="4" w:space="0" w:color="auto"/>
-            </w:tcBorders>
-          </w:tcPr>
-          <w:p>
-            <w:pPr>
-              <w:jc w:val="center"/>
-              <w:rPr>
-                <w:rFonts w:ascii="Trebuchet MS" w:hAnsi="Trebuchet MS"/>
-                <w:sz w:val="18"/>
-              </w:rPr>
-            </w:pPr>
-            <w:r>
-              <w:rPr>
-                <w:rFonts w:ascii="Trebuchet MS" w:hAnsi="Trebuchet MS"/>
-                <w:sz w:val="18"/>
-              </w:rPr>
-              <w:t>__________________</w:t>
-            </w:r>
-          </w:p>
-          <w:p>
-            <w:pPr>
-              <w:jc w:val="center"/>
-              <w:rPr>
-                <w:rFonts w:ascii="Trebuchet MS" w:hAnsi="Trebuchet MS"/>
-                <w:sz w:val="18"/>
-              </w:rPr>
-            </w:pPr>
-            <w:r>
-              <w:rPr>
-                <w:rFonts w:ascii="Trebuchet MS" w:hAnsi="Trebuchet MS"/>
-                <w:sz w:val="14"/>
-                <w:szCs w:val="14"/>
-              </w:rPr>
-              <w:t>(подпись)</w:t>
-            </w:r>
-          </w:p>
-        </w:tc>
-        <w:tc>
-          <w:tcPr>
-            <w:tcW w:w="4284" w:type="dxa"/>
-            <w:tcBorders>
-              <w:right w:val="single" w:sz="4" w:space="0" w:color="auto"/>
-            </w:tcBorders>
-          </w:tcPr>
-          <w:p>
-            <w:pPr>
-              <w:jc w:val="center"/>
-              <w:rPr>
-                <w:rFonts w:ascii="Trebuchet MS" w:hAnsi="Trebuchet MS"/>
-                <w:sz w:val="18"/>
-              </w:rPr>
-            </w:pPr>
-            <w:r>
-              <w:rPr>
-                <w:rFonts w:ascii="Trebuchet MS" w:hAnsi="Trebuchet MS"/>
-                <w:sz w:val="18"/>
-              </w:rPr>
-              <w:t>________________________________</w:t>
-            </w:r>
-          </w:p>
-          <w:p>
-            <w:pPr>
-              <w:jc w:val="center"/>
-              <w:rPr>
-                <w:rFonts w:ascii="Trebuchet MS" w:hAnsi="Trebuchet MS"/>
-                <w:sz w:val="18"/>
-              </w:rPr>
-            </w:pPr>
-            <w:r>
-              <w:rPr>
-                <w:rFonts w:ascii="Trebuchet MS" w:hAnsi="Trebuchet MS"/>
-                <w:sz w:val="14"/>
-                <w:szCs w:val="14"/>
-              </w:rPr>
-              <w:t>(инициал имени, фамилия)</w:t>
-            </w:r>
-          </w:p>
-        </w:tc>
-      </w:tr>
-      <w:tr>
-        <w:trPr>
-          <w:cantSplit/>
-          <w:trHeight w:val="20"/>
+          <w:trHeight w:val="700"/>
         </w:trPr>
         <w:tc>
           <w:tcPr>
             <w:tcW w:w="2904" w:type="dxa"/>
             <w:vMerge/>
-            <w:tcBorders>
-              <w:left w:val="single" w:sz="4" w:space="0" w:color="auto"/>
-              <w:bottom w:val="single" w:sz="4" w:space="0" w:color="auto"/>
-              <w:right w:val="single" w:sz="4" w:space="0" w:color="auto"/>
-            </w:tcBorders>
+            <w:vAlign w:val="bottom"/>
           </w:tcPr>
           <w:p>
             <w:pPr>
               <w:jc w:val="center"/>
               <w:rPr>
-                <w:rFonts w:ascii="Trebuchet MS" w:hAnsi="Trebuchet MS"/>
-                <w:sz w:val="18"/>
+                <w:sz w:val="24"/>
+                <w:szCs w:val="28"/>
               </w:rPr>
             </w:pPr>
           </w:p>
@@ -2095,25 +2055,29 @@
           <w:tcPr>
             <w:tcW w:w="6778" w:type="dxa"/>
             <w:gridSpan w:val="3"/>
-            <w:tcBorders>
-              <w:left w:val="single" w:sz="4" w:space="0" w:color="auto"/>
-              <w:bottom w:val="single" w:sz="4" w:space="0" w:color="auto"/>
-              <w:right w:val="single" w:sz="4" w:space="0" w:color="auto"/>
-            </w:tcBorders>
             <w:vAlign w:val="bottom"/>
           </w:tcPr>
           <w:p>
             <w:pPr>
               <w:jc w:val="center"/>
               <w:rPr>
-                <w:rFonts w:ascii="Trebuchet MS" w:hAnsi="Trebuchet MS"/>
-                <w:sz w:val="18"/>
-              </w:rPr>
-            </w:pPr>
-            <w:r>
-              <w:rPr>
-                <w:rFonts w:ascii="Trebuchet MS" w:hAnsi="Trebuchet MS"/>
-                <w:sz w:val="18"/>
+                <w:sz w:val="24"/>
+                <w:szCs w:val="28"/>
+              </w:rPr>
+            </w:pPr>
+          </w:p>
+          <w:p>
+            <w:pPr>
+              <w:jc w:val="center"/>
+              <w:rPr>
+                <w:sz w:val="24"/>
+                <w:szCs w:val="28"/>
+              </w:rPr>
+            </w:pPr>
+            <w:r>
+              <w:rPr>
+                <w:sz w:val="24"/>
+                <w:szCs w:val="28"/>
               </w:rPr>
               <w:t>"__" ______________ 20___ г.</w:t>
             </w:r>
@@ -2121,9 +2085,17 @@
         </w:tc>
       </w:tr>
     </w:tbl>
+    <w:p>
+      <w:pPr>
+        <w:rPr>
+          <w:sz w:val="18"/>
+          <w:szCs w:val="28"/>
+        </w:rPr>
+      </w:pPr>
+    </w:p>
     <w:sectPr>
-      <w:headerReference w:type="even" r:id="rId6"/>
-      <w:headerReference w:type="default" r:id="rId7"/>
+      <w:headerReference w:type="even" r:id="rId8"/>
+      <w:headerReference w:type="default" r:id="rId9"/>
       <w:pgSz w:w="11906" w:h="16838"/>
       <w:pgMar w:top="400" w:right="851" w:bottom="400" w:left="1418" w:header="720" w:footer="720" w:gutter="0"/>
       <w:cols w:space="708"/>
@@ -2132,6 +2104,44 @@
     </w:sectPr>
   </w:body>
 </w:document>
+</file>
+
+<file path=word/endnotes.xml><?xml version="1.0" encoding="utf-8"?>
+<w:endnotes xmlns:wpc="http://schemas.microsoft.com/office/word/2010/wordprocessingCanvas" xmlns:cx="http://schemas.microsoft.com/office/drawing/2014/chartex" xmlns:cx1="http://schemas.microsoft.com/office/drawing/2015/9/8/chartex" xmlns:cx2="http://schemas.microsoft.com/office/drawing/2015/10/21/chartex" xmlns:cx3="http://schemas.microsoft.com/office/drawing/2016/5/9/chartex" xmlns:cx4="http://schemas.microsoft.com/office/drawing/2016/5/10/chartex" xmlns:cx5="http://schemas.microsoft.com/office/drawing/2016/5/11/chartex" xmlns:cx6="http://schemas.microsoft.com/office/drawing/2016/5/12/chartex" xmlns:cx7="http://schemas.microsoft.com/office/drawing/2016/5/13/chartex" xmlns:cx8="http://schemas.microsoft.com/office/drawing/2016/5/14/chartex" xmlns:mc="http://schemas.openxmlformats.org/markup-compatibility/2006" xmlns:aink="http://schemas.microsoft.com/office/drawing/2016/ink" xmlns:am3d="http://schemas.microsoft.com/office/drawing/2017/model3d" xmlns:o="urn:schemas-microsoft-com:office:office" xmlns:oel="http://schemas.microsoft.com/office/2019/extlst" xmlns:r="http://schemas.openxmlformats.org/officeDocument/2006/relationships" xmlns:m="http://schemas.openxmlformats.org/officeDocument/2006/math" xmlns:v="urn:schemas-microsoft-com:vml" xmlns:wp14="http://schemas.microsoft.com/office/word/2010/wordprocessingDrawing" xmlns:wp="http://schemas.openxmlformats.org/drawingml/2006/wordprocessingDrawing" xmlns:w10="urn:schemas-microsoft-com:office:word" xmlns:w="http://schemas.openxmlformats.org/wordprocessingml/2006/main" xmlns:w14="http://schemas.microsoft.com/office/word/2010/wordml" xmlns:w15="http://schemas.microsoft.com/office/word/2012/wordml" xmlns:w16cex="http://schemas.microsoft.com/office/word/2018/wordml/cex" xmlns:w16cid="http://schemas.microsoft.com/office/word/2016/wordml/cid" xmlns:w16="http://schemas.microsoft.com/office/word/2018/wordml" xmlns:w16du="http://schemas.microsoft.com/office/word/2023/wordml/word16du" xmlns:w16sdtdh="http://schemas.microsoft.com/office/word/2020/wordml/sdtdatahash" xmlns:w16sdtfl="http://schemas.microsoft.com/office/word/2024/wordml/sdtformatlock" xmlns:w16se="http://schemas.microsoft.com/office/word/2015/wordml/symex" xmlns:wpg="http://schemas.microsoft.com/office/word/2010/wordprocessingGroup" xmlns:wpi="http://schemas.microsoft.com/office/word/2010/wordprocessingInk" xmlns:wne="http://schemas.microsoft.com/office/word/2006/wordml" xmlns:wps="http://schemas.microsoft.com/office/word/2010/wordprocessingShape" mc:Ignorable="w14 w15 w16se w16cid w16 w16cex w16sdtdh w16sdtfl w16du wp14">
+  <w:endnote w:type="separator" w:id="-1">
+    <w:p>
+      <w:r>
+        <w:separator/>
+      </w:r>
+    </w:p>
+  </w:endnote>
+  <w:endnote w:type="continuationSeparator" w:id="0">
+    <w:p>
+      <w:r>
+        <w:continuationSeparator/>
+      </w:r>
+    </w:p>
+  </w:endnote>
+</w:endnotes>
+</file>
+
+<file path=word/footnotes.xml><?xml version="1.0" encoding="utf-8"?>
+<w:footnotes xmlns:wpc="http://schemas.microsoft.com/office/word/2010/wordprocessingCanvas" xmlns:cx="http://schemas.microsoft.com/office/drawing/2014/chartex" xmlns:cx1="http://schemas.microsoft.com/office/drawing/2015/9/8/chartex" xmlns:cx2="http://schemas.microsoft.com/office/drawing/2015/10/21/chartex" xmlns:cx3="http://schemas.microsoft.com/office/drawing/2016/5/9/chartex" xmlns:cx4="http://schemas.microsoft.com/office/drawing/2016/5/10/chartex" xmlns:cx5="http://schemas.microsoft.com/office/drawing/2016/5/11/chartex" xmlns:cx6="http://schemas.microsoft.com/office/drawing/2016/5/12/chartex" xmlns:cx7="http://schemas.microsoft.com/office/drawing/2016/5/13/chartex" xmlns:cx8="http://schemas.microsoft.com/office/drawing/2016/5/14/chartex" xmlns:mc="http://schemas.openxmlformats.org/markup-compatibility/2006" xmlns:aink="http://schemas.microsoft.com/office/drawing/2016/ink" xmlns:am3d="http://schemas.microsoft.com/office/drawing/2017/model3d" xmlns:o="urn:schemas-microsoft-com:office:office" xmlns:oel="http://schemas.microsoft.com/office/2019/extlst" xmlns:r="http://schemas.openxmlformats.org/officeDocument/2006/relationships" xmlns:m="http://schemas.openxmlformats.org/officeDocument/2006/math" xmlns:v="urn:schemas-microsoft-com:vml" xmlns:wp14="http://schemas.microsoft.com/office/word/2010/wordprocessingDrawing" xmlns:wp="http://schemas.openxmlformats.org/drawingml/2006/wordprocessingDrawing" xmlns:w10="urn:schemas-microsoft-com:office:word" xmlns:w="http://schemas.openxmlformats.org/wordprocessingml/2006/main" xmlns:w14="http://schemas.microsoft.com/office/word/2010/wordml" xmlns:w15="http://schemas.microsoft.com/office/word/2012/wordml" xmlns:w16cex="http://schemas.microsoft.com/office/word/2018/wordml/cex" xmlns:w16cid="http://schemas.microsoft.com/office/word/2016/wordml/cid" xmlns:w16="http://schemas.microsoft.com/office/word/2018/wordml" xmlns:w16du="http://schemas.microsoft.com/office/word/2023/wordml/word16du" xmlns:w16sdtdh="http://schemas.microsoft.com/office/word/2020/wordml/sdtdatahash" xmlns:w16sdtfl="http://schemas.microsoft.com/office/word/2024/wordml/sdtformatlock" xmlns:w16se="http://schemas.microsoft.com/office/word/2015/wordml/symex" xmlns:wpg="http://schemas.microsoft.com/office/word/2010/wordprocessingGroup" xmlns:wpi="http://schemas.microsoft.com/office/word/2010/wordprocessingInk" xmlns:wne="http://schemas.microsoft.com/office/word/2006/wordml" xmlns:wps="http://schemas.microsoft.com/office/word/2010/wordprocessingShape" mc:Ignorable="w14 w15 w16se w16cid w16 w16cex w16sdtdh w16sdtfl w16du wp14">
+  <w:footnote w:type="separator" w:id="-1">
+    <w:p>
+      <w:r>
+        <w:separator/>
+      </w:r>
+    </w:p>
+  </w:footnote>
+  <w:footnote w:type="continuationSeparator" w:id="0">
+    <w:p>
+      <w:r>
+        <w:continuationSeparator/>
+      </w:r>
+    </w:p>
+  </w:footnote>
+</w:footnotes>
 </file>
 
 <file path=word/header1.xml><?xml version="1.0" encoding="utf-8"?>
@@ -2851,6 +2861,7 @@
   <w:style w:type="character" w:default="1" w:styleId="a0">
     <w:name w:val="Default Paragraph Font"/>
     <w:uiPriority w:val="1"/>
+    <w:semiHidden/>
     <w:unhideWhenUsed/>
   </w:style>
   <w:style w:type="table" w:default="1" w:styleId="a1">
@@ -3276,6 +3287,25 @@
       <w:color w:val="605E5C"/>
       <w:shd w:val="clear" w:color="auto" w:fill="E1DFDD"/>
     </w:rPr>
+  </w:style>
+  <w:style w:type="table" w:styleId="af1">
+    <w:name w:val="Table Grid"/>
+    <w:basedOn w:val="a1"/>
+    <w:uiPriority w:val="39"/>
+    <w:rsid w:val="00647943"/>
+    <w:pPr>
+      <w:spacing w:after="0" w:line="240" w:lineRule="auto"/>
+    </w:pPr>
+    <w:tblPr>
+      <w:tblBorders>
+        <w:top w:val="single" w:sz="4" w:space="0" w:color="auto"/>
+        <w:left w:val="single" w:sz="4" w:space="0" w:color="auto"/>
+        <w:bottom w:val="single" w:sz="4" w:space="0" w:color="auto"/>
+        <w:right w:val="single" w:sz="4" w:space="0" w:color="auto"/>
+        <w:insideH w:val="single" w:sz="4" w:space="0" w:color="auto"/>
+        <w:insideV w:val="single" w:sz="4" w:space="0" w:color="auto"/>
+      </w:tblBorders>
+    </w:tblPr>
   </w:style>
 </w:styles>
 </file>

--- a/work/rendered-message-sheet/message-sheet-filled.docx
+++ b/work/rendered-message-sheet/message-sheet-filled.docx
@@ -1352,7 +1352,7 @@
                 <w:sz w:val="24"/>
                 <w:szCs w:val="24"/>
               </w:rPr>
-              <w:t>Пронина Елена Сергеевна, 1971 г.р.</w:t>
+              <w:t>Пронина Елена Сергеевна, 14.03.1971</w:t>
             </w:r>
           </w:p>
         </w:tc>
@@ -1464,7 +1464,7 @@
                 <w:sz w:val="24"/>
                 <w:szCs w:val="24"/>
               </w:rPr>
-              <w:t/>
+              <w:t>Сын: Пронин Михаил Александрович, 22.07.1998; Дочь: Пронина Анна Александровна, 05.11.2003</w:t>
             </w:r>
           </w:p>
         </w:tc>

--- a/work/rendered-message-sheet/message-sheet-filled.docx
+++ b/work/rendered-message-sheet/message-sheet-filled.docx
@@ -215,26 +215,7 @@
                 <w:szCs w:val="28"/>
                 <w:u w:val="single"/>
               </w:rPr>
-              <w:t xml:space="preserve">Пронин</w:t>
-            </w:r>
-            <w:r>
-              <w:rPr>
-                <w:b/>
-                <w:color w:val="000000"/>
-                <w:sz w:val="24"/>
-                <w:szCs w:val="28"/>
-                <w:u w:val="single"/>
-              </w:rPr>
-              <w:t/>
-            </w:r>
-            <w:r>
-              <w:rPr>
-                <w:b/>
-                <w:color w:val="000000"/>
-                <w:sz w:val="24"/>
-                <w:szCs w:val="28"/>
-              </w:rPr>
-              <w:t/>
+              <w:t>Пронин</w:t>
             </w:r>
           </w:p>
         </w:tc>
@@ -288,28 +269,7 @@
                 <w:szCs w:val="28"/>
                 <w:u w:val="single"/>
               </w:rPr>
-              <w:t xml:space="preserve">Александр</w:t>
-            </w:r>
-            <w:r>
-              <w:rPr>
-                <w:b/>
-                <w:bCs/>
-                <w:color w:val="000000"/>
-                <w:sz w:val="24"/>
-                <w:szCs w:val="28"/>
-                <w:u w:val="single"/>
-              </w:rPr>
-              <w:t/>
-            </w:r>
-            <w:r>
-              <w:rPr>
-                <w:b/>
-                <w:bCs/>
-                <w:color w:val="000000"/>
-                <w:sz w:val="24"/>
-                <w:szCs w:val="28"/>
-              </w:rPr>
-              <w:t/>
+              <w:t>Александр</w:t>
             </w:r>
           </w:p>
         </w:tc>
@@ -455,28 +415,7 @@
                 <w:szCs w:val="28"/>
                 <w:u w:val="single"/>
               </w:rPr>
-              <w:t xml:space="preserve">Константинович</w:t>
-            </w:r>
-            <w:r>
-              <w:rPr>
-                <w:b/>
-                <w:bCs/>
-                <w:color w:val="000000"/>
-                <w:sz w:val="24"/>
-                <w:szCs w:val="28"/>
-                <w:u w:val="single"/>
-              </w:rPr>
-              <w:t/>
-            </w:r>
-            <w:r>
-              <w:rPr>
-                <w:b/>
-                <w:bCs/>
-                <w:color w:val="000000"/>
-                <w:sz w:val="24"/>
-                <w:szCs w:val="28"/>
-              </w:rPr>
-              <w:t/>
+              <w:t>Константинович</w:t>
             </w:r>
           </w:p>
         </w:tc>
@@ -663,28 +602,7 @@
                 <w:szCs w:val="28"/>
                 <w:u w:val="single"/>
               </w:rPr>
-              <w:t xml:space="preserve">Лётная служба</w:t>
-            </w:r>
-            <w:r>
-              <w:rPr>
-                <w:b/>
-                <w:bCs/>
-                <w:color w:val="000000"/>
-                <w:sz w:val="24"/>
-                <w:szCs w:val="28"/>
-                <w:u w:val="single"/>
-              </w:rPr>
-              <w:t/>
-            </w:r>
-            <w:r>
-              <w:rPr>
-                <w:b/>
-                <w:bCs/>
-                <w:color w:val="000000"/>
-                <w:sz w:val="24"/>
-                <w:szCs w:val="28"/>
-              </w:rPr>
-              <w:t/>
+              <w:t>Лётная служба</w:t>
             </w:r>
           </w:p>
         </w:tc>
@@ -1401,15 +1319,13 @@
             <w:r>
               <w:rPr>
                 <w:bCs/>
-                <w:sz w:val="24"/>
-                <w:szCs w:val="24"/>
+                <w:sz w:val="20"/>
               </w:rPr>
               <w:t xml:space="preserve">(фамилия, </w:t>
             </w:r>
             <w:r>
               <w:rPr>
-                <w:sz w:val="24"/>
-                <w:szCs w:val="24"/>
+                <w:sz w:val="20"/>
               </w:rPr>
               <w:t>имя, отчество супруги(а),</w:t>
             </w:r>
@@ -1522,8 +1438,7 @@
             </w:pPr>
             <w:r>
               <w:rPr>
-                <w:sz w:val="24"/>
-                <w:szCs w:val="24"/>
+                <w:sz w:val="20"/>
               </w:rPr>
               <w:t>год рождения детей и их место жительства,</w:t>
             </w:r>
@@ -1629,8 +1544,7 @@
             </w:pPr>
             <w:r>
               <w:rPr>
-                <w:sz w:val="24"/>
-                <w:szCs w:val="24"/>
+                <w:sz w:val="20"/>
               </w:rPr>
               <w:t>для граждан, не состоящих в браке, - фамилия, имя, отчество матери</w:t>
             </w:r>
@@ -1736,8 +1650,7 @@
             </w:pPr>
             <w:r>
               <w:rPr>
-                <w:sz w:val="24"/>
-                <w:szCs w:val="24"/>
+                <w:sz w:val="20"/>
               </w:rPr>
               <w:t>(отца) или ближайших родственников и адрес их места жительства)</w:t>
             </w:r>
@@ -1746,7 +1659,7 @@
       </w:tr>
       <w:tr>
         <w:trPr>
-          <w:trHeight w:val="1357"/>
+          <w:trHeight w:val="1205"/>
         </w:trPr>
         <w:tc>
           <w:tcPr>
